--- a/public/templates/referral.docx
+++ b/public/templates/referral.docx
@@ -1,141 +1,7 @@
 
 <file path=word/document.xml><?xml version="1.0" encoding="utf-8"?>
-<w:document xmlns:w="http://schemas.openxmlformats.org/wordprocessingml/2006/main">
+<w:document xmlns:w="http://schemas.openxmlformats.org/wordprocessingml/2006/main" xmlns:wp="http://schemas.openxmlformats.org/drawingml/2006/wordprocessingDrawing" xmlns:r="http://schemas.openxmlformats.org/officeDocument/2006/relationships" xmlns:a="http://schemas.openxmlformats.org/drawingml/2006/main" xmlns:pic="http://schemas.openxmlformats.org/drawingml/2006/picture">
   <w:body>
-    <w:p>
-      <w:pPr>
-        <w:jc w:val="center"/>
-        <w:bidi/>
-        <w:spacing w:before="0" w:after="60"/>
-      </w:pPr>
-      <w:r>
-        <w:rPr>
-          <w:sz w:val="30"/>
-          <w:szCs w:val="30"/>
-          <w:rtl/>
-          <w:b/>
-          <w:bCs/>
-        </w:rPr>
-        <w:t>{company_name}</w:t>
-      </w:r>
-    </w:p>
-    <w:p>
-      <w:pPr>
-        <w:jc w:val="center"/>
-        <w:bidi/>
-        <w:spacing w:before="0" w:after="60"/>
-      </w:pPr>
-      <w:r>
-        <w:rPr>
-          <w:sz w:val="18"/>
-          <w:szCs w:val="18"/>
-          <w:rtl/>
-        </w:rPr>
-        <w:t>{company_address}</w:t>
-      </w:r>
-      <w:r>
-        <w:rPr>
-          <w:sz w:val="22"/>
-          <w:szCs w:val="22"/>
-          <w:rtl/>
-        </w:rPr>
-        <w:t xml:space="preserve">  </w:t>
-      </w:r>
-      <w:r>
-        <w:rPr>
-          <w:sz w:val="18"/>
-          <w:szCs w:val="18"/>
-          <w:rtl/>
-        </w:rPr>
-        <w:t>{company_phone}</w:t>
-      </w:r>
-      <w:r>
-        <w:rPr>
-          <w:sz w:val="22"/>
-          <w:szCs w:val="22"/>
-          <w:rtl/>
-        </w:rPr>
-        <w:t xml:space="preserve">  </w:t>
-      </w:r>
-      <w:r>
-        <w:rPr>
-          <w:sz w:val="18"/>
-          <w:szCs w:val="18"/>
-          <w:rtl/>
-        </w:rPr>
-        <w:t>{company_email}</w:t>
-      </w:r>
-    </w:p>
-    <w:p>
-      <w:pPr>
-        <w:jc w:val="center"/>
-        <w:bidi/>
-        <w:spacing w:before="0" w:after="40"/>
-      </w:pPr>
-      <w:r>
-        <w:rPr>
-          <w:sz w:val="26"/>
-          <w:szCs w:val="26"/>
-          <w:rtl/>
-          <w:b/>
-          <w:bCs/>
-        </w:rPr>
-        <w:t>{clinic_name}</w:t>
-      </w:r>
-    </w:p>
-    <w:p>
-      <w:pPr>
-        <w:jc w:val="center"/>
-        <w:bidi/>
-        <w:spacing w:before="0" w:after="80"/>
-      </w:pPr>
-      <w:r>
-        <w:rPr>
-          <w:sz w:val="18"/>
-          <w:szCs w:val="18"/>
-          <w:rtl/>
-        </w:rPr>
-        <w:t>{clinic_address}</w:t>
-      </w:r>
-      <w:r>
-        <w:rPr>
-          <w:sz w:val="22"/>
-          <w:szCs w:val="22"/>
-          <w:rtl/>
-        </w:rPr>
-        <w:t xml:space="preserve">  </w:t>
-      </w:r>
-      <w:r>
-        <w:rPr>
-          <w:sz w:val="18"/>
-          <w:szCs w:val="18"/>
-          <w:rtl/>
-        </w:rPr>
-        <w:t>{clinic_phone}</w:t>
-      </w:r>
-      <w:r>
-        <w:rPr>
-          <w:sz w:val="22"/>
-          <w:szCs w:val="22"/>
-          <w:rtl/>
-        </w:rPr>
-        <w:t xml:space="preserve">  </w:t>
-      </w:r>
-      <w:r>
-        <w:rPr>
-          <w:sz w:val="18"/>
-          <w:szCs w:val="18"/>
-          <w:rtl/>
-        </w:rPr>
-        <w:t>{clinic_email}</w:t>
-      </w:r>
-    </w:p>
-    <w:p>
-      <w:pPr>
-        <w:bidi/>
-        <w:spacing w:after="40"/>
-      </w:pPr>
-    </w:p>
     <w:tbl>
       <w:tblPr>
         <w:tblW w:w="10080" w:type="dxa"/>
@@ -149,64 +15,73 @@
         </w:tblCellMar>
       </w:tblPr>
       <w:tblGrid>
-        <w:gridCol w:w="1320"/>
-        <w:gridCol w:w="1200"/>
-        <w:gridCol w:w="1320"/>
-        <w:gridCol w:w="1200"/>
-        <w:gridCol w:w="1320"/>
-        <w:gridCol w:w="1200"/>
-        <w:gridCol w:w="1320"/>
-        <w:gridCol w:w="1200"/>
+        <w:gridCol w:w="3360"/>
+        <w:gridCol w:w="6720"/>
       </w:tblGrid>
       <w:tr>
         <w:tc>
           <w:tcPr>
-            <w:tcW w:w="1320" w:type="dxa"/>
-            <w:tcBorders>
-              <w:top w:val="single" w:sz="6" w:space="0" w:color="D3DCE3"/>
-              <w:right w:val="single" w:sz="6" w:space="0" w:color="D3DCE3"/>
-              <w:bottom w:val="single" w:sz="6" w:space="0" w:color="D3DCE3"/>
-              <w:left w:val="single" w:sz="6" w:space="0" w:color="D3DCE3"/>
-            </w:tcBorders>
+            <w:tcW w:w="3360" w:type="dxa"/>
             <w:tcMar>
-              <w:top w:w="90" w:type="dxa"/>
-              <w:right w:w="80" w:type="dxa"/>
-              <w:bottom w:w="90" w:type="dxa"/>
-              <w:left w:w="80" w:type="dxa"/>
+              <w:top w:w="0" w:type="dxa"/>
+              <w:right w:w="0" w:type="dxa"/>
+              <w:bottom w:w="0" w:type="dxa"/>
+              <w:left w:w="0" w:type="dxa"/>
             </w:tcMar>
             <w:vAlign w:val="center"/>
           </w:tcPr>
           <w:p>
             <w:pPr>
-              <w:jc w:val="right"/>
+              <w:jc w:val="left"/>
               <w:bidi/>
               <w:spacing w:before="0" w:after="0"/>
             </w:pPr>
             <w:r>
-              <w:rPr>
-                <w:sz w:val="20"/>
-                <w:szCs w:val="20"/>
-                <w:rtl/>
-              </w:rPr>
-              <w:t>{urgency_level}</w:t>
+              <w:drawing>
+                <wp:inline distT="0" distB="0" distL="0" distR="0">
+                  <wp:extent cx="1000000" cy="1000000"/>
+                  <wp:docPr id="1" name="Picture 1"/>
+                  <wp:cNvGraphicFramePr>
+                    <a:graphicFrameLocks xmlns:a="http://schemas.openxmlformats.org/drawingml/2006/main" noChangeAspect="1"/>
+                  </wp:cNvGraphicFramePr>
+                  <a:graphic xmlns:a="http://schemas.openxmlformats.org/drawingml/2006/main">
+                    <a:graphicData uri="http://schemas.openxmlformats.org/drawingml/2006/picture">
+                      <pic:pic xmlns:pic="http://schemas.openxmlformats.org/drawingml/2006/picture">
+                        <pic:nvPicPr>
+                          <pic:cNvPr id="1" name="logo.png"/>
+                          <pic:cNvPicPr/>
+                        </pic:nvPicPr>
+                        <pic:blipFill>
+                          <a:blip xmlns:r="http://schemas.openxmlformats.org/officeDocument/2006/relationships" r:embed="rIdLogo"/>
+                          <a:stretch>
+                            <a:fillRect/>
+                          </a:stretch>
+                        </pic:blipFill>
+                        <pic:spPr>
+                          <a:xfrm>
+                            <a:off x="0" y="0"/>
+                            <a:ext cx="1000000" cy="1000000"/>
+                          </a:xfrm>
+                          <a:prstGeom prst="rect">
+                            <a:avLst/>
+                          </a:prstGeom>
+                        </pic:spPr>
+                      </pic:pic>
+                    </a:graphicData>
+                  </a:graphic>
+                </wp:inline>
+              </w:drawing>
             </w:r>
           </w:p>
         </w:tc>
         <w:tc>
           <w:tcPr>
-            <w:tcW w:w="1200" w:type="dxa"/>
-            <w:shd w:val="clear" w:color="auto" w:fill="EAF1F5"/>
-            <w:tcBorders>
-              <w:top w:val="single" w:sz="6" w:space="0" w:color="D3DCE3"/>
-              <w:right w:val="single" w:sz="6" w:space="0" w:color="D3DCE3"/>
-              <w:bottom w:val="single" w:sz="6" w:space="0" w:color="D3DCE3"/>
-              <w:left w:val="single" w:sz="6" w:space="0" w:color="D3DCE3"/>
-            </w:tcBorders>
+            <w:tcW w:w="6720" w:type="dxa"/>
             <w:tcMar>
-              <w:top w:w="90" w:type="dxa"/>
-              <w:right w:w="80" w:type="dxa"/>
-              <w:bottom w:w="90" w:type="dxa"/>
-              <w:left w:w="80" w:type="dxa"/>
+              <w:top w:w="0" w:type="dxa"/>
+              <w:right w:w="0" w:type="dxa"/>
+              <w:bottom w:w="0" w:type="dxa"/>
+              <w:left w:w="0" w:type="dxa"/>
             </w:tcMar>
             <w:vAlign w:val="center"/>
           </w:tcPr>
@@ -214,71 +89,58 @@
             <w:pPr>
               <w:jc w:val="right"/>
               <w:bidi/>
+              <w:spacing w:before="0" w:after="40"/>
+            </w:pPr>
+            <w:r>
+              <w:rPr>
+                <w:rFonts w:ascii="Assistant" w:hAnsi="Assistant" w:cs="Assistant" w:eastAsia="Assistant"/>
+                <w:sz w:val="40"/>
+                <w:szCs w:val="40"/>
+                <w:rtl/>
+                <w:b/>
+                <w:bCs/>
+                <w:color w:val="18181B"/>
+              </w:rPr>
+              <w:t xml:space="preserve">מכתב הפניה</w:t>
+            </w:r>
+          </w:p>
+          <w:p>
+            <w:pPr>
+              <w:jc w:val="right"/>
+              <w:bidi/>
               <w:spacing w:before="0" w:after="0"/>
             </w:pPr>
             <w:r>
               <w:rPr>
+                <w:rFonts w:ascii="Assistant" w:hAnsi="Assistant" w:cs="Assistant" w:eastAsia="Assistant"/>
                 <w:sz w:val="20"/>
                 <w:szCs w:val="20"/>
                 <w:rtl/>
+              </w:rPr>
+              <w:t>{#has_company_info}</w:t>
+            </w:r>
+            <w:r>
+              <w:rPr>
+                <w:rFonts w:ascii="Assistant" w:hAnsi="Assistant" w:cs="Assistant" w:eastAsia="Assistant"/>
+                <w:sz w:val="24"/>
+                <w:szCs w:val="24"/>
+                <w:rtl/>
                 <w:b/>
                 <w:bCs/>
-              </w:rPr>
-              <w:t xml:space="preserve">דחיפות</w:t>
-            </w:r>
-          </w:p>
-        </w:tc>
-        <w:tc>
-          <w:tcPr>
-            <w:tcW w:w="1320" w:type="dxa"/>
-            <w:tcBorders>
-              <w:top w:val="single" w:sz="6" w:space="0" w:color="D3DCE3"/>
-              <w:right w:val="single" w:sz="6" w:space="0" w:color="D3DCE3"/>
-              <w:bottom w:val="single" w:sz="6" w:space="0" w:color="D3DCE3"/>
-              <w:left w:val="single" w:sz="6" w:space="0" w:color="D3DCE3"/>
-            </w:tcBorders>
-            <w:tcMar>
-              <w:top w:w="90" w:type="dxa"/>
-              <w:right w:w="80" w:type="dxa"/>
-              <w:bottom w:w="90" w:type="dxa"/>
-              <w:left w:w="80" w:type="dxa"/>
-            </w:tcMar>
-            <w:vAlign w:val="center"/>
-          </w:tcPr>
-          <w:p>
-            <w:pPr>
-              <w:jc w:val="right"/>
-              <w:bidi/>
-              <w:spacing w:before="0" w:after="0"/>
-            </w:pPr>
-            <w:r>
-              <w:rPr>
+                <w:color w:val="71717A"/>
+              </w:rPr>
+              <w:t>{company_info}</w:t>
+            </w:r>
+            <w:r>
+              <w:rPr>
+                <w:rFonts w:ascii="Assistant" w:hAnsi="Assistant" w:cs="Assistant" w:eastAsia="Assistant"/>
                 <w:sz w:val="20"/>
                 <w:szCs w:val="20"/>
                 <w:rtl/>
               </w:rPr>
-              <w:t>{referral_type}</w:t>
-            </w:r>
-          </w:p>
-        </w:tc>
-        <w:tc>
-          <w:tcPr>
-            <w:tcW w:w="1200" w:type="dxa"/>
-            <w:shd w:val="clear" w:color="auto" w:fill="EAF1F5"/>
-            <w:tcBorders>
-              <w:top w:val="single" w:sz="6" w:space="0" w:color="D3DCE3"/>
-              <w:right w:val="single" w:sz="6" w:space="0" w:color="D3DCE3"/>
-              <w:bottom w:val="single" w:sz="6" w:space="0" w:color="D3DCE3"/>
-              <w:left w:val="single" w:sz="6" w:space="0" w:color="D3DCE3"/>
-            </w:tcBorders>
-            <w:tcMar>
-              <w:top w:w="90" w:type="dxa"/>
-              <w:right w:w="80" w:type="dxa"/>
-              <w:bottom w:w="90" w:type="dxa"/>
-              <w:left w:w="80" w:type="dxa"/>
-            </w:tcMar>
-            <w:vAlign w:val="center"/>
-          </w:tcPr>
+              <w:t>{/has_company_info}</w:t>
+            </w:r>
+          </w:p>
           <w:p>
             <w:pPr>
               <w:jc w:val="right"/>
@@ -287,151 +149,31 @@
             </w:pPr>
             <w:r>
               <w:rPr>
+                <w:rFonts w:ascii="Assistant" w:hAnsi="Assistant" w:cs="Assistant" w:eastAsia="Assistant"/>
                 <w:sz w:val="20"/>
                 <w:szCs w:val="20"/>
                 <w:rtl/>
-                <w:b/>
-                <w:bCs/>
-              </w:rPr>
-              <w:t xml:space="preserve">סוג הפניה</w:t>
-            </w:r>
-          </w:p>
-        </w:tc>
-        <w:tc>
-          <w:tcPr>
-            <w:tcW w:w="1320" w:type="dxa"/>
-            <w:tcBorders>
-              <w:top w:val="single" w:sz="6" w:space="0" w:color="D3DCE3"/>
-              <w:right w:val="single" w:sz="6" w:space="0" w:color="D3DCE3"/>
-              <w:bottom w:val="single" w:sz="6" w:space="0" w:color="D3DCE3"/>
-              <w:left w:val="single" w:sz="6" w:space="0" w:color="D3DCE3"/>
-            </w:tcBorders>
-            <w:tcMar>
-              <w:top w:w="90" w:type="dxa"/>
-              <w:right w:w="80" w:type="dxa"/>
-              <w:bottom w:w="90" w:type="dxa"/>
-              <w:left w:w="80" w:type="dxa"/>
-            </w:tcMar>
-            <w:vAlign w:val="center"/>
-          </w:tcPr>
-          <w:p>
-            <w:pPr>
-              <w:jc w:val="right"/>
-              <w:bidi/>
-              <w:spacing w:before="0" w:after="0"/>
-            </w:pPr>
-            <w:r>
-              <w:rPr>
+              </w:rPr>
+              <w:t>{#has_clinic_info}</w:t>
+            </w:r>
+            <w:r>
+              <w:rPr>
+                <w:rFonts w:ascii="Assistant" w:hAnsi="Assistant" w:cs="Assistant" w:eastAsia="Assistant"/>
+                <w:sz w:val="24"/>
+                <w:szCs w:val="24"/>
+                <w:rtl/>
+                <w:color w:val="71717A"/>
+              </w:rPr>
+              <w:t>{clinic_info}</w:t>
+            </w:r>
+            <w:r>
+              <w:rPr>
+                <w:rFonts w:ascii="Assistant" w:hAnsi="Assistant" w:cs="Assistant" w:eastAsia="Assistant"/>
                 <w:sz w:val="20"/>
                 <w:szCs w:val="20"/>
                 <w:rtl/>
               </w:rPr>
-              <w:t>{referral_date}</w:t>
-            </w:r>
-          </w:p>
-        </w:tc>
-        <w:tc>
-          <w:tcPr>
-            <w:tcW w:w="1200" w:type="dxa"/>
-            <w:shd w:val="clear" w:color="auto" w:fill="EAF1F5"/>
-            <w:tcBorders>
-              <w:top w:val="single" w:sz="6" w:space="0" w:color="D3DCE3"/>
-              <w:right w:val="single" w:sz="6" w:space="0" w:color="D3DCE3"/>
-              <w:bottom w:val="single" w:sz="6" w:space="0" w:color="D3DCE3"/>
-              <w:left w:val="single" w:sz="6" w:space="0" w:color="D3DCE3"/>
-            </w:tcBorders>
-            <w:tcMar>
-              <w:top w:w="90" w:type="dxa"/>
-              <w:right w:w="80" w:type="dxa"/>
-              <w:bottom w:w="90" w:type="dxa"/>
-              <w:left w:w="80" w:type="dxa"/>
-            </w:tcMar>
-            <w:vAlign w:val="center"/>
-          </w:tcPr>
-          <w:p>
-            <w:pPr>
-              <w:jc w:val="right"/>
-              <w:bidi/>
-              <w:spacing w:before="0" w:after="0"/>
-            </w:pPr>
-            <w:r>
-              <w:rPr>
-                <w:sz w:val="20"/>
-                <w:szCs w:val="20"/>
-                <w:rtl/>
-                <w:b/>
-                <w:bCs/>
-              </w:rPr>
-              <w:t xml:space="preserve">תאריך</w:t>
-            </w:r>
-          </w:p>
-        </w:tc>
-        <w:tc>
-          <w:tcPr>
-            <w:tcW w:w="1320" w:type="dxa"/>
-            <w:tcBorders>
-              <w:top w:val="single" w:sz="6" w:space="0" w:color="D3DCE3"/>
-              <w:right w:val="single" w:sz="6" w:space="0" w:color="D3DCE3"/>
-              <w:bottom w:val="single" w:sz="6" w:space="0" w:color="D3DCE3"/>
-              <w:left w:val="single" w:sz="6" w:space="0" w:color="D3DCE3"/>
-            </w:tcBorders>
-            <w:tcMar>
-              <w:top w:w="90" w:type="dxa"/>
-              <w:right w:w="80" w:type="dxa"/>
-              <w:bottom w:w="90" w:type="dxa"/>
-              <w:left w:w="80" w:type="dxa"/>
-            </w:tcMar>
-            <w:vAlign w:val="center"/>
-          </w:tcPr>
-          <w:p>
-            <w:pPr>
-              <w:jc w:val="right"/>
-              <w:bidi/>
-              <w:spacing w:before="0" w:after="0"/>
-            </w:pPr>
-            <w:r>
-              <w:rPr>
-                <w:sz w:val="20"/>
-                <w:szCs w:val="20"/>
-                <w:rtl/>
-              </w:rPr>
-              <w:t>{referral_number}</w:t>
-            </w:r>
-          </w:p>
-        </w:tc>
-        <w:tc>
-          <w:tcPr>
-            <w:tcW w:w="1200" w:type="dxa"/>
-            <w:shd w:val="clear" w:color="auto" w:fill="EAF1F5"/>
-            <w:tcBorders>
-              <w:top w:val="single" w:sz="6" w:space="0" w:color="D3DCE3"/>
-              <w:right w:val="single" w:sz="6" w:space="0" w:color="D3DCE3"/>
-              <w:bottom w:val="single" w:sz="6" w:space="0" w:color="D3DCE3"/>
-              <w:left w:val="single" w:sz="6" w:space="0" w:color="D3DCE3"/>
-            </w:tcBorders>
-            <w:tcMar>
-              <w:top w:w="90" w:type="dxa"/>
-              <w:right w:w="80" w:type="dxa"/>
-              <w:bottom w:w="90" w:type="dxa"/>
-              <w:left w:w="80" w:type="dxa"/>
-            </w:tcMar>
-            <w:vAlign w:val="center"/>
-          </w:tcPr>
-          <w:p>
-            <w:pPr>
-              <w:jc w:val="right"/>
-              <w:bidi/>
-              <w:spacing w:before="0" w:after="0"/>
-            </w:pPr>
-            <w:r>
-              <w:rPr>
-                <w:sz w:val="20"/>
-                <w:szCs w:val="20"/>
-                <w:rtl/>
-                <w:b/>
-                <w:bCs/>
-              </w:rPr>
-              <w:t xml:space="preserve">מס' הפניה</w:t>
+              <w:t>{/has_clinic_info}</w:t>
             </w:r>
           </w:p>
         </w:tc>
@@ -440,24 +182,217 @@
     <w:p>
       <w:pPr>
         <w:bidi/>
-        <w:spacing w:after="80"/>
+        <w:spacing w:after="240"/>
       </w:pPr>
     </w:p>
     <w:p>
       <w:pPr>
-        <w:jc w:val="center"/>
+        <w:jc w:val="right"/>
         <w:bidi/>
-        <w:spacing w:before="0" w:after="240"/>
+        <w:spacing w:before="0" w:after="0"/>
       </w:pPr>
       <w:r>
         <w:rPr>
-          <w:sz w:val="32"/>
-          <w:szCs w:val="32"/>
+          <w:rFonts w:ascii="Assistant" w:hAnsi="Assistant" w:cs="Assistant" w:eastAsia="Assistant"/>
+          <w:sz w:val="20"/>
+          <w:szCs w:val="20"/>
+          <w:rtl/>
+        </w:rPr>
+        <w:t>{#has_referral_details}</w:t>
+      </w:r>
+    </w:p>
+    <w:p>
+      <w:pPr>
+        <w:jc w:val="right"/>
+        <w:bidi/>
+        <w:spacing w:before="0" w:after="180"/>
+      </w:pPr>
+      <w:r>
+        <w:rPr>
+          <w:rFonts w:ascii="Assistant" w:hAnsi="Assistant" w:cs="Assistant" w:eastAsia="Assistant"/>
+          <w:sz w:val="22"/>
+          <w:szCs w:val="22"/>
+          <w:rtl/>
+        </w:rPr>
+        <w:t>{referral_details}</w:t>
+      </w:r>
+    </w:p>
+    <w:p>
+      <w:pPr>
+        <w:jc w:val="right"/>
+        <w:bidi/>
+        <w:spacing w:before="0" w:after="0"/>
+      </w:pPr>
+      <w:r>
+        <w:rPr>
+          <w:rFonts w:ascii="Assistant" w:hAnsi="Assistant" w:cs="Assistant" w:eastAsia="Assistant"/>
+          <w:sz w:val="20"/>
+          <w:szCs w:val="20"/>
+          <w:rtl/>
+        </w:rPr>
+        <w:t>{/has_referral_details}</w:t>
+      </w:r>
+    </w:p>
+    <w:p>
+      <w:pPr>
+        <w:jc w:val="right"/>
+        <w:bidi/>
+        <w:spacing w:before="0" w:after="0"/>
+      </w:pPr>
+      <w:r>
+        <w:rPr>
+          <w:rFonts w:ascii="Assistant" w:hAnsi="Assistant" w:cs="Assistant" w:eastAsia="Assistant"/>
+          <w:sz w:val="20"/>
+          <w:szCs w:val="20"/>
+          <w:rtl/>
+        </w:rPr>
+        <w:t>{#has_recipient}</w:t>
+      </w:r>
+    </w:p>
+    <w:p>
+      <w:pPr>
+        <w:jc w:val="right"/>
+        <w:bidi/>
+        <w:spacing w:before="0" w:after="180"/>
+      </w:pPr>
+      <w:r>
+        <w:rPr>
+          <w:rFonts w:ascii="Assistant" w:hAnsi="Assistant" w:cs="Assistant" w:eastAsia="Assistant"/>
+          <w:sz w:val="22"/>
+          <w:szCs w:val="22"/>
           <w:rtl/>
           <w:b/>
           <w:bCs/>
         </w:rPr>
-        <w:t xml:space="preserve">מכתב הפניה</w:t>
+        <w:t>{recipient_line}</w:t>
+      </w:r>
+    </w:p>
+    <w:p>
+      <w:pPr>
+        <w:jc w:val="right"/>
+        <w:bidi/>
+        <w:spacing w:before="0" w:after="0"/>
+      </w:pPr>
+      <w:r>
+        <w:rPr>
+          <w:rFonts w:ascii="Assistant" w:hAnsi="Assistant" w:cs="Assistant" w:eastAsia="Assistant"/>
+          <w:sz w:val="20"/>
+          <w:szCs w:val="20"/>
+          <w:rtl/>
+        </w:rPr>
+        <w:t>{/has_recipient}</w:t>
+      </w:r>
+    </w:p>
+    <w:p>
+      <w:pPr>
+        <w:jc w:val="right"/>
+        <w:bidi/>
+        <w:spacing w:before="0" w:after="0"/>
+      </w:pPr>
+      <w:r>
+        <w:rPr>
+          <w:rFonts w:ascii="Assistant" w:hAnsi="Assistant" w:cs="Assistant" w:eastAsia="Assistant"/>
+          <w:sz w:val="20"/>
+          <w:szCs w:val="20"/>
+          <w:rtl/>
+        </w:rPr>
+        <w:t>{#has_client_details}</w:t>
+      </w:r>
+    </w:p>
+    <w:p>
+      <w:pPr>
+        <w:jc w:val="right"/>
+        <w:bidi/>
+        <w:spacing w:before="0" w:after="180"/>
+      </w:pPr>
+      <w:r>
+        <w:rPr>
+          <w:rFonts w:ascii="Assistant" w:hAnsi="Assistant" w:cs="Assistant" w:eastAsia="Assistant"/>
+          <w:sz w:val="22"/>
+          <w:szCs w:val="22"/>
+          <w:rtl/>
+        </w:rPr>
+        <w:t>{client_details}</w:t>
+      </w:r>
+    </w:p>
+    <w:p>
+      <w:pPr>
+        <w:jc w:val="right"/>
+        <w:bidi/>
+        <w:spacing w:before="0" w:after="0"/>
+      </w:pPr>
+      <w:r>
+        <w:rPr>
+          <w:rFonts w:ascii="Assistant" w:hAnsi="Assistant" w:cs="Assistant" w:eastAsia="Assistant"/>
+          <w:sz w:val="20"/>
+          <w:szCs w:val="20"/>
+          <w:rtl/>
+        </w:rPr>
+        <w:t>{/has_client_details}</w:t>
+      </w:r>
+    </w:p>
+    <w:p>
+      <w:pPr>
+        <w:jc w:val="right"/>
+        <w:bidi/>
+        <w:spacing w:before="0" w:after="0"/>
+      </w:pPr>
+      <w:r>
+        <w:rPr>
+          <w:rFonts w:ascii="Assistant" w:hAnsi="Assistant" w:cs="Assistant" w:eastAsia="Assistant"/>
+          <w:sz w:val="20"/>
+          <w:szCs w:val="20"/>
+          <w:rtl/>
+        </w:rPr>
+        <w:t>{#has_client_contact}</w:t>
+      </w:r>
+    </w:p>
+    <w:p>
+      <w:pPr>
+        <w:jc w:val="right"/>
+        <w:bidi/>
+        <w:spacing w:before="0" w:after="180"/>
+      </w:pPr>
+      <w:r>
+        <w:rPr>
+          <w:rFonts w:ascii="Assistant" w:hAnsi="Assistant" w:cs="Assistant" w:eastAsia="Assistant"/>
+          <w:sz w:val="22"/>
+          <w:szCs w:val="22"/>
+          <w:rtl/>
+        </w:rPr>
+        <w:t>{client_contact}</w:t>
+      </w:r>
+    </w:p>
+    <w:p>
+      <w:pPr>
+        <w:jc w:val="right"/>
+        <w:bidi/>
+        <w:spacing w:before="0" w:after="0"/>
+      </w:pPr>
+      <w:r>
+        <w:rPr>
+          <w:rFonts w:ascii="Assistant" w:hAnsi="Assistant" w:cs="Assistant" w:eastAsia="Assistant"/>
+          <w:sz w:val="20"/>
+          <w:szCs w:val="20"/>
+          <w:rtl/>
+        </w:rPr>
+        <w:t>{/has_client_contact}</w:t>
+      </w:r>
+    </w:p>
+    <w:p>
+      <w:pPr>
+        <w:jc w:val="right"/>
+        <w:bidi/>
+        <w:spacing w:before="0" w:after="0"/>
+      </w:pPr>
+      <w:r>
+        <w:rPr>
+          <w:rFonts w:ascii="Assistant" w:hAnsi="Assistant" w:cs="Assistant" w:eastAsia="Assistant"/>
+          <w:sz w:val="20"/>
+          <w:szCs w:val="20"/>
+          <w:rtl/>
+        </w:rPr>
+        <w:t>{#has_referral_notes}</w:t>
       </w:r>
     </w:p>
     <w:tbl>
@@ -465,171 +400,14 @@
         <w:tblW w:w="10080" w:type="dxa"/>
         <w:tblLayout w:type="fixed"/>
         <w:jc w:val="right"/>
-        <w:tblCellMar>
-          <w:top w:w="0" w:type="dxa"/>
-          <w:right w:w="0" w:type="dxa"/>
-          <w:bottom w:w="0" w:type="dxa"/>
-          <w:left w:w="0" w:type="dxa"/>
-        </w:tblCellMar>
-      </w:tblPr>
-      <w:tblGrid>
-        <w:gridCol w:w="3840"/>
-        <w:gridCol w:w="1200"/>
-        <w:gridCol w:w="3840"/>
-        <w:gridCol w:w="1200"/>
-      </w:tblGrid>
-      <w:tr>
-        <w:tc>
-          <w:tcPr>
-            <w:tcW w:w="3840" w:type="dxa"/>
-            <w:tcBorders>
-              <w:top w:val="single" w:sz="6" w:space="0" w:color="D3DCE3"/>
-              <w:right w:val="single" w:sz="6" w:space="0" w:color="D3DCE3"/>
-              <w:bottom w:val="single" w:sz="6" w:space="0" w:color="D3DCE3"/>
-              <w:left w:val="single" w:sz="6" w:space="0" w:color="D3DCE3"/>
-            </w:tcBorders>
-            <w:tcMar>
-              <w:top w:w="90" w:type="dxa"/>
-              <w:right w:w="80" w:type="dxa"/>
-              <w:bottom w:w="90" w:type="dxa"/>
-              <w:left w:w="80" w:type="dxa"/>
-            </w:tcMar>
-            <w:vAlign w:val="center"/>
-          </w:tcPr>
-          <w:p>
-            <w:pPr>
-              <w:jc w:val="right"/>
-              <w:bidi/>
-              <w:spacing w:before="0" w:after="0"/>
-            </w:pPr>
-            <w:r>
-              <w:rPr>
-                <w:sz w:val="20"/>
-                <w:szCs w:val="20"/>
-                <w:rtl/>
-              </w:rPr>
-              <w:t>{examiner_name}</w:t>
-            </w:r>
-          </w:p>
-        </w:tc>
-        <w:tc>
-          <w:tcPr>
-            <w:tcW w:w="1200" w:type="dxa"/>
-            <w:shd w:val="clear" w:color="auto" w:fill="EAF1F5"/>
-            <w:tcBorders>
-              <w:top w:val="single" w:sz="6" w:space="0" w:color="D3DCE3"/>
-              <w:right w:val="single" w:sz="6" w:space="0" w:color="D3DCE3"/>
-              <w:bottom w:val="single" w:sz="6" w:space="0" w:color="D3DCE3"/>
-              <w:left w:val="single" w:sz="6" w:space="0" w:color="D3DCE3"/>
-            </w:tcBorders>
-            <w:tcMar>
-              <w:top w:w="90" w:type="dxa"/>
-              <w:right w:w="80" w:type="dxa"/>
-              <w:bottom w:w="90" w:type="dxa"/>
-              <w:left w:w="80" w:type="dxa"/>
-            </w:tcMar>
-            <w:vAlign w:val="center"/>
-          </w:tcPr>
-          <w:p>
-            <w:pPr>
-              <w:jc w:val="right"/>
-              <w:bidi/>
-              <w:spacing w:before="0" w:after="0"/>
-            </w:pPr>
-            <w:r>
-              <w:rPr>
-                <w:sz w:val="20"/>
-                <w:szCs w:val="20"/>
-                <w:rtl/>
-                <w:b/>
-                <w:bCs/>
-              </w:rPr>
-              <w:t xml:space="preserve">בודק</w:t>
-            </w:r>
-          </w:p>
-        </w:tc>
-        <w:tc>
-          <w:tcPr>
-            <w:tcW w:w="3840" w:type="dxa"/>
-            <w:tcBorders>
-              <w:top w:val="single" w:sz="6" w:space="0" w:color="D3DCE3"/>
-              <w:right w:val="single" w:sz="6" w:space="0" w:color="D3DCE3"/>
-              <w:bottom w:val="single" w:sz="6" w:space="0" w:color="D3DCE3"/>
-              <w:left w:val="single" w:sz="6" w:space="0" w:color="D3DCE3"/>
-            </w:tcBorders>
-            <w:tcMar>
-              <w:top w:w="90" w:type="dxa"/>
-              <w:right w:w="80" w:type="dxa"/>
-              <w:bottom w:w="90" w:type="dxa"/>
-              <w:left w:w="80" w:type="dxa"/>
-            </w:tcMar>
-            <w:vAlign w:val="center"/>
-          </w:tcPr>
-          <w:p>
-            <w:pPr>
-              <w:jc w:val="right"/>
-              <w:bidi/>
-              <w:spacing w:before="0" w:after="0"/>
-            </w:pPr>
-            <w:r>
-              <w:rPr>
-                <w:sz w:val="20"/>
-                <w:szCs w:val="20"/>
-                <w:rtl/>
-              </w:rPr>
-              <w:t>{recipient}</w:t>
-            </w:r>
-          </w:p>
-        </w:tc>
-        <w:tc>
-          <w:tcPr>
-            <w:tcW w:w="1200" w:type="dxa"/>
-            <w:shd w:val="clear" w:color="auto" w:fill="EAF1F5"/>
-            <w:tcBorders>
-              <w:top w:val="single" w:sz="6" w:space="0" w:color="D3DCE3"/>
-              <w:right w:val="single" w:sz="6" w:space="0" w:color="D3DCE3"/>
-              <w:bottom w:val="single" w:sz="6" w:space="0" w:color="D3DCE3"/>
-              <w:left w:val="single" w:sz="6" w:space="0" w:color="D3DCE3"/>
-            </w:tcBorders>
-            <w:tcMar>
-              <w:top w:w="90" w:type="dxa"/>
-              <w:right w:w="80" w:type="dxa"/>
-              <w:bottom w:w="90" w:type="dxa"/>
-              <w:left w:w="80" w:type="dxa"/>
-            </w:tcMar>
-            <w:vAlign w:val="center"/>
-          </w:tcPr>
-          <w:p>
-            <w:pPr>
-              <w:jc w:val="right"/>
-              <w:bidi/>
-              <w:spacing w:before="0" w:after="0"/>
-            </w:pPr>
-            <w:r>
-              <w:rPr>
-                <w:sz w:val="20"/>
-                <w:szCs w:val="20"/>
-                <w:rtl/>
-                <w:b/>
-                <w:bCs/>
-              </w:rPr>
-              <w:t xml:space="preserve">לכבוד</w:t>
-            </w:r>
-          </w:p>
-        </w:tc>
-      </w:tr>
-    </w:tbl>
-    <w:p>
-      <w:pPr>
-        <w:bidi/>
-        <w:spacing w:after="80"/>
-      </w:pPr>
-    </w:p>
-    <w:tbl>
-      <w:tblPr>
-        <w:tblW w:w="10080" w:type="dxa"/>
-        <w:tblLayout w:type="fixed"/>
-        <w:jc w:val="right"/>
+        <w:tblBorders>
+          <w:top w:val="single" w:sz="4" w:space="0" w:color="E4E4E7"/>
+          <w:left w:val="single" w:sz="4" w:space="0" w:color="E4E4E7"/>
+          <w:bottom w:val="single" w:sz="4" w:space="0" w:color="E4E4E7"/>
+          <w:right w:val="single" w:sz="4" w:space="0" w:color="E4E4E7"/>
+          <w:insideH w:val="single" w:sz="4" w:space="0" w:color="E4E4E7"/>
+          <w:insideV w:val="single" w:sz="4" w:space="0" w:color="E4E4E7"/>
+        </w:tblBorders>
         <w:tblCellMar>
           <w:top w:w="0" w:type="dxa"/>
           <w:right w:w="0" w:type="dxa"/>
@@ -644,18 +422,12 @@
         <w:tc>
           <w:tcPr>
             <w:tcW w:w="10080" w:type="dxa"/>
-            <w:shd w:val="clear" w:color="auto" w:fill="D7E4EA"/>
-            <w:tcBorders>
-              <w:top w:val="single" w:sz="6" w:space="0" w:color="D3DCE3"/>
-              <w:right w:val="single" w:sz="6" w:space="0" w:color="D3DCE3"/>
-              <w:bottom w:val="single" w:sz="6" w:space="0" w:color="D3DCE3"/>
-              <w:left w:val="single" w:sz="6" w:space="0" w:color="D3DCE3"/>
-            </w:tcBorders>
+            <w:shd w:val="clear" w:color="auto" w:fill="FAFAFA"/>
             <w:tcMar>
-              <w:top w:w="110" w:type="dxa"/>
-              <w:right w:w="180" w:type="dxa"/>
-              <w:bottom w:w="110" w:type="dxa"/>
-              <w:left w:w="180" w:type="dxa"/>
+              <w:top w:w="160" w:type="dxa"/>
+              <w:right w:w="160" w:type="dxa"/>
+              <w:bottom w:w="160" w:type="dxa"/>
+              <w:left w:w="160" w:type="dxa"/>
             </w:tcMar>
             <w:vAlign w:val="center"/>
           </w:tcPr>
@@ -663,62 +435,21 @@
             <w:pPr>
               <w:jc w:val="right"/>
               <w:bidi/>
-              <w:spacing w:before="0" w:after="0"/>
-              <w:keepNext/>
-            </w:pPr>
-            <w:r>
-              <w:rPr>
-                <w:sz w:val="24"/>
-                <w:szCs w:val="24"/>
+              <w:spacing w:before="0" w:after="40"/>
+            </w:pPr>
+            <w:r>
+              <w:rPr>
+                <w:rFonts w:ascii="Assistant" w:hAnsi="Assistant" w:cs="Assistant" w:eastAsia="Assistant"/>
+                <w:sz w:val="22"/>
+                <w:szCs w:val="22"/>
                 <w:rtl/>
                 <w:b/>
                 <w:bCs/>
-                <w:color w:val="244550"/>
-              </w:rPr>
-              <w:t xml:space="preserve">פרטי מטופל</w:t>
-            </w:r>
-          </w:p>
-        </w:tc>
-      </w:tr>
-    </w:tbl>
-    <w:tbl>
-      <w:tblPr>
-        <w:tblW w:w="10080" w:type="dxa"/>
-        <w:tblLayout w:type="fixed"/>
-        <w:jc w:val="right"/>
-        <w:tblCellMar>
-          <w:top w:w="0" w:type="dxa"/>
-          <w:right w:w="0" w:type="dxa"/>
-          <w:bottom w:w="0" w:type="dxa"/>
-          <w:left w:w="0" w:type="dxa"/>
-        </w:tblCellMar>
-      </w:tblPr>
-      <w:tblGrid>
-        <w:gridCol w:w="2160"/>
-        <w:gridCol w:w="1200"/>
-        <w:gridCol w:w="2160"/>
-        <w:gridCol w:w="1200"/>
-        <w:gridCol w:w="2160"/>
-        <w:gridCol w:w="1200"/>
-      </w:tblGrid>
-      <w:tr>
-        <w:tc>
-          <w:tcPr>
-            <w:tcW w:w="2160" w:type="dxa"/>
-            <w:tcBorders>
-              <w:top w:val="single" w:sz="6" w:space="0" w:color="D3DCE3"/>
-              <w:right w:val="single" w:sz="6" w:space="0" w:color="D3DCE3"/>
-              <w:bottom w:val="single" w:sz="6" w:space="0" w:color="D3DCE3"/>
-              <w:left w:val="single" w:sz="6" w:space="0" w:color="D3DCE3"/>
-            </w:tcBorders>
-            <w:tcMar>
-              <w:top w:w="90" w:type="dxa"/>
-              <w:right w:w="80" w:type="dxa"/>
-              <w:bottom w:w="90" w:type="dxa"/>
-              <w:left w:w="80" w:type="dxa"/>
-            </w:tcMar>
-            <w:vAlign w:val="center"/>
-          </w:tcPr>
+                <w:color w:val="18181B"/>
+              </w:rPr>
+              <w:t xml:space="preserve">הערות:</w:t>
+            </w:r>
+          </w:p>
           <w:p>
             <w:pPr>
               <w:jc w:val="right"/>
@@ -727,394 +458,12 @@
             </w:pPr>
             <w:r>
               <w:rPr>
-                <w:sz w:val="20"/>
-                <w:szCs w:val="20"/>
-                <w:rtl/>
-              </w:rPr>
-              <w:t>{client_birth_date}</w:t>
-            </w:r>
-          </w:p>
-        </w:tc>
-        <w:tc>
-          <w:tcPr>
-            <w:tcW w:w="1200" w:type="dxa"/>
-            <w:shd w:val="clear" w:color="auto" w:fill="EAF1F5"/>
-            <w:tcBorders>
-              <w:top w:val="single" w:sz="6" w:space="0" w:color="D3DCE3"/>
-              <w:right w:val="single" w:sz="6" w:space="0" w:color="D3DCE3"/>
-              <w:bottom w:val="single" w:sz="6" w:space="0" w:color="D3DCE3"/>
-              <w:left w:val="single" w:sz="6" w:space="0" w:color="D3DCE3"/>
-            </w:tcBorders>
-            <w:tcMar>
-              <w:top w:w="90" w:type="dxa"/>
-              <w:right w:w="80" w:type="dxa"/>
-              <w:bottom w:w="90" w:type="dxa"/>
-              <w:left w:w="80" w:type="dxa"/>
-            </w:tcMar>
-            <w:vAlign w:val="center"/>
-          </w:tcPr>
-          <w:p>
-            <w:pPr>
-              <w:jc w:val="right"/>
-              <w:bidi/>
-              <w:spacing w:before="0" w:after="0"/>
-            </w:pPr>
-            <w:r>
-              <w:rPr>
-                <w:sz w:val="20"/>
-                <w:szCs w:val="20"/>
-                <w:rtl/>
-                <w:b/>
-                <w:bCs/>
-              </w:rPr>
-              <w:t xml:space="preserve">תאריך לידה</w:t>
-            </w:r>
-          </w:p>
-        </w:tc>
-        <w:tc>
-          <w:tcPr>
-            <w:tcW w:w="2160" w:type="dxa"/>
-            <w:tcBorders>
-              <w:top w:val="single" w:sz="6" w:space="0" w:color="D3DCE3"/>
-              <w:right w:val="single" w:sz="6" w:space="0" w:color="D3DCE3"/>
-              <w:bottom w:val="single" w:sz="6" w:space="0" w:color="D3DCE3"/>
-              <w:left w:val="single" w:sz="6" w:space="0" w:color="D3DCE3"/>
-            </w:tcBorders>
-            <w:tcMar>
-              <w:top w:w="90" w:type="dxa"/>
-              <w:right w:w="80" w:type="dxa"/>
-              <w:bottom w:w="90" w:type="dxa"/>
-              <w:left w:w="80" w:type="dxa"/>
-            </w:tcMar>
-            <w:vAlign w:val="center"/>
-          </w:tcPr>
-          <w:p>
-            <w:pPr>
-              <w:jc w:val="right"/>
-              <w:bidi/>
-              <w:spacing w:before="0" w:after="0"/>
-            </w:pPr>
-            <w:r>
-              <w:rPr>
-                <w:sz w:val="20"/>
-                <w:szCs w:val="20"/>
-                <w:rtl/>
-              </w:rPr>
-              <w:t>{client_id}</w:t>
-            </w:r>
-          </w:p>
-        </w:tc>
-        <w:tc>
-          <w:tcPr>
-            <w:tcW w:w="1200" w:type="dxa"/>
-            <w:shd w:val="clear" w:color="auto" w:fill="EAF1F5"/>
-            <w:tcBorders>
-              <w:top w:val="single" w:sz="6" w:space="0" w:color="D3DCE3"/>
-              <w:right w:val="single" w:sz="6" w:space="0" w:color="D3DCE3"/>
-              <w:bottom w:val="single" w:sz="6" w:space="0" w:color="D3DCE3"/>
-              <w:left w:val="single" w:sz="6" w:space="0" w:color="D3DCE3"/>
-            </w:tcBorders>
-            <w:tcMar>
-              <w:top w:w="90" w:type="dxa"/>
-              <w:right w:w="80" w:type="dxa"/>
-              <w:bottom w:w="90" w:type="dxa"/>
-              <w:left w:w="80" w:type="dxa"/>
-            </w:tcMar>
-            <w:vAlign w:val="center"/>
-          </w:tcPr>
-          <w:p>
-            <w:pPr>
-              <w:jc w:val="right"/>
-              <w:bidi/>
-              <w:spacing w:before="0" w:after="0"/>
-            </w:pPr>
-            <w:r>
-              <w:rPr>
-                <w:sz w:val="20"/>
-                <w:szCs w:val="20"/>
-                <w:rtl/>
-                <w:b/>
-                <w:bCs/>
-              </w:rPr>
-              <w:t xml:space="preserve">ת.ז / מספר לקוח</w:t>
-            </w:r>
-          </w:p>
-        </w:tc>
-        <w:tc>
-          <w:tcPr>
-            <w:tcW w:w="2160" w:type="dxa"/>
-            <w:tcBorders>
-              <w:top w:val="single" w:sz="6" w:space="0" w:color="D3DCE3"/>
-              <w:right w:val="single" w:sz="6" w:space="0" w:color="D3DCE3"/>
-              <w:bottom w:val="single" w:sz="6" w:space="0" w:color="D3DCE3"/>
-              <w:left w:val="single" w:sz="6" w:space="0" w:color="D3DCE3"/>
-            </w:tcBorders>
-            <w:tcMar>
-              <w:top w:w="90" w:type="dxa"/>
-              <w:right w:w="80" w:type="dxa"/>
-              <w:bottom w:w="90" w:type="dxa"/>
-              <w:left w:w="80" w:type="dxa"/>
-            </w:tcMar>
-            <w:vAlign w:val="center"/>
-          </w:tcPr>
-          <w:p>
-            <w:pPr>
-              <w:jc w:val="right"/>
-              <w:bidi/>
-              <w:spacing w:before="0" w:after="0"/>
-            </w:pPr>
-            <w:r>
-              <w:rPr>
-                <w:sz w:val="20"/>
-                <w:szCs w:val="20"/>
-                <w:rtl/>
-              </w:rPr>
-              <w:t>{client_name}</w:t>
-            </w:r>
-          </w:p>
-        </w:tc>
-        <w:tc>
-          <w:tcPr>
-            <w:tcW w:w="1200" w:type="dxa"/>
-            <w:shd w:val="clear" w:color="auto" w:fill="EAF1F5"/>
-            <w:tcBorders>
-              <w:top w:val="single" w:sz="6" w:space="0" w:color="D3DCE3"/>
-              <w:right w:val="single" w:sz="6" w:space="0" w:color="D3DCE3"/>
-              <w:bottom w:val="single" w:sz="6" w:space="0" w:color="D3DCE3"/>
-              <w:left w:val="single" w:sz="6" w:space="0" w:color="D3DCE3"/>
-            </w:tcBorders>
-            <w:tcMar>
-              <w:top w:w="90" w:type="dxa"/>
-              <w:right w:w="80" w:type="dxa"/>
-              <w:bottom w:w="90" w:type="dxa"/>
-              <w:left w:w="80" w:type="dxa"/>
-            </w:tcMar>
-            <w:vAlign w:val="center"/>
-          </w:tcPr>
-          <w:p>
-            <w:pPr>
-              <w:jc w:val="right"/>
-              <w:bidi/>
-              <w:spacing w:before="0" w:after="0"/>
-            </w:pPr>
-            <w:r>
-              <w:rPr>
-                <w:sz w:val="20"/>
-                <w:szCs w:val="20"/>
-                <w:rtl/>
-                <w:b/>
-                <w:bCs/>
-              </w:rPr>
-              <w:t xml:space="preserve">שם מטופל</w:t>
-            </w:r>
-          </w:p>
-        </w:tc>
-      </w:tr>
-      <w:tr>
-        <w:tc>
-          <w:tcPr>
-            <w:tcW w:w="2160" w:type="dxa"/>
-            <w:tcBorders>
-              <w:top w:val="single" w:sz="6" w:space="0" w:color="D3DCE3"/>
-              <w:right w:val="single" w:sz="6" w:space="0" w:color="D3DCE3"/>
-              <w:bottom w:val="single" w:sz="6" w:space="0" w:color="D3DCE3"/>
-              <w:left w:val="single" w:sz="6" w:space="0" w:color="D3DCE3"/>
-            </w:tcBorders>
-            <w:tcMar>
-              <w:top w:w="90" w:type="dxa"/>
-              <w:right w:w="80" w:type="dxa"/>
-              <w:bottom w:w="90" w:type="dxa"/>
-              <w:left w:w="80" w:type="dxa"/>
-            </w:tcMar>
-            <w:vAlign w:val="center"/>
-          </w:tcPr>
-          <w:p>
-            <w:pPr>
-              <w:jc w:val="right"/>
-              <w:bidi/>
-              <w:spacing w:before="0" w:after="0"/>
-            </w:pPr>
-            <w:r>
-              <w:rPr>
-                <w:sz w:val="20"/>
-                <w:szCs w:val="20"/>
-                <w:rtl/>
-              </w:rPr>
-              <w:t>{client_address}</w:t>
-            </w:r>
-          </w:p>
-        </w:tc>
-        <w:tc>
-          <w:tcPr>
-            <w:tcW w:w="1200" w:type="dxa"/>
-            <w:shd w:val="clear" w:color="auto" w:fill="EAF1F5"/>
-            <w:tcBorders>
-              <w:top w:val="single" w:sz="6" w:space="0" w:color="D3DCE3"/>
-              <w:right w:val="single" w:sz="6" w:space="0" w:color="D3DCE3"/>
-              <w:bottom w:val="single" w:sz="6" w:space="0" w:color="D3DCE3"/>
-              <w:left w:val="single" w:sz="6" w:space="0" w:color="D3DCE3"/>
-            </w:tcBorders>
-            <w:tcMar>
-              <w:top w:w="90" w:type="dxa"/>
-              <w:right w:w="80" w:type="dxa"/>
-              <w:bottom w:w="90" w:type="dxa"/>
-              <w:left w:w="80" w:type="dxa"/>
-            </w:tcMar>
-            <w:vAlign w:val="center"/>
-          </w:tcPr>
-          <w:p>
-            <w:pPr>
-              <w:jc w:val="right"/>
-              <w:bidi/>
-              <w:spacing w:before="0" w:after="0"/>
-            </w:pPr>
-            <w:r>
-              <w:rPr>
-                <w:sz w:val="20"/>
-                <w:szCs w:val="20"/>
-                <w:rtl/>
-                <w:b/>
-                <w:bCs/>
-              </w:rPr>
-              <w:t xml:space="preserve">כתובת</w:t>
-            </w:r>
-          </w:p>
-        </w:tc>
-        <w:tc>
-          <w:tcPr>
-            <w:tcW w:w="2160" w:type="dxa"/>
-            <w:tcBorders>
-              <w:top w:val="single" w:sz="6" w:space="0" w:color="D3DCE3"/>
-              <w:right w:val="single" w:sz="6" w:space="0" w:color="D3DCE3"/>
-              <w:bottom w:val="single" w:sz="6" w:space="0" w:color="D3DCE3"/>
-              <w:left w:val="single" w:sz="6" w:space="0" w:color="D3DCE3"/>
-            </w:tcBorders>
-            <w:tcMar>
-              <w:top w:w="90" w:type="dxa"/>
-              <w:right w:w="80" w:type="dxa"/>
-              <w:bottom w:w="90" w:type="dxa"/>
-              <w:left w:w="80" w:type="dxa"/>
-            </w:tcMar>
-            <w:vAlign w:val="center"/>
-          </w:tcPr>
-          <w:p>
-            <w:pPr>
-              <w:jc w:val="right"/>
-              <w:bidi/>
-              <w:spacing w:before="0" w:after="0"/>
-            </w:pPr>
-            <w:r>
-              <w:rPr>
-                <w:sz w:val="20"/>
-                <w:szCs w:val="20"/>
-                <w:rtl/>
-              </w:rPr>
-              <w:t>{phone_home}</w:t>
-            </w:r>
-          </w:p>
-        </w:tc>
-        <w:tc>
-          <w:tcPr>
-            <w:tcW w:w="1200" w:type="dxa"/>
-            <w:shd w:val="clear" w:color="auto" w:fill="EAF1F5"/>
-            <w:tcBorders>
-              <w:top w:val="single" w:sz="6" w:space="0" w:color="D3DCE3"/>
-              <w:right w:val="single" w:sz="6" w:space="0" w:color="D3DCE3"/>
-              <w:bottom w:val="single" w:sz="6" w:space="0" w:color="D3DCE3"/>
-              <w:left w:val="single" w:sz="6" w:space="0" w:color="D3DCE3"/>
-            </w:tcBorders>
-            <w:tcMar>
-              <w:top w:w="90" w:type="dxa"/>
-              <w:right w:w="80" w:type="dxa"/>
-              <w:bottom w:w="90" w:type="dxa"/>
-              <w:left w:w="80" w:type="dxa"/>
-            </w:tcMar>
-            <w:vAlign w:val="center"/>
-          </w:tcPr>
-          <w:p>
-            <w:pPr>
-              <w:jc w:val="right"/>
-              <w:bidi/>
-              <w:spacing w:before="0" w:after="0"/>
-            </w:pPr>
-            <w:r>
-              <w:rPr>
-                <w:sz w:val="20"/>
-                <w:szCs w:val="20"/>
-                <w:rtl/>
-                <w:b/>
-                <w:bCs/>
-              </w:rPr>
-              <w:t xml:space="preserve">טלפון בית</w:t>
-            </w:r>
-          </w:p>
-        </w:tc>
-        <w:tc>
-          <w:tcPr>
-            <w:tcW w:w="2160" w:type="dxa"/>
-            <w:tcBorders>
-              <w:top w:val="single" w:sz="6" w:space="0" w:color="D3DCE3"/>
-              <w:right w:val="single" w:sz="6" w:space="0" w:color="D3DCE3"/>
-              <w:bottom w:val="single" w:sz="6" w:space="0" w:color="D3DCE3"/>
-              <w:left w:val="single" w:sz="6" w:space="0" w:color="D3DCE3"/>
-            </w:tcBorders>
-            <w:tcMar>
-              <w:top w:w="90" w:type="dxa"/>
-              <w:right w:w="80" w:type="dxa"/>
-              <w:bottom w:w="90" w:type="dxa"/>
-              <w:left w:w="80" w:type="dxa"/>
-            </w:tcMar>
-            <w:vAlign w:val="center"/>
-          </w:tcPr>
-          <w:p>
-            <w:pPr>
-              <w:jc w:val="right"/>
-              <w:bidi/>
-              <w:spacing w:before="0" w:after="0"/>
-            </w:pPr>
-            <w:r>
-              <w:rPr>
-                <w:sz w:val="20"/>
-                <w:szCs w:val="20"/>
-                <w:rtl/>
-              </w:rPr>
-              <w:t>{phone_mobile}</w:t>
-            </w:r>
-          </w:p>
-        </w:tc>
-        <w:tc>
-          <w:tcPr>
-            <w:tcW w:w="1200" w:type="dxa"/>
-            <w:shd w:val="clear" w:color="auto" w:fill="EAF1F5"/>
-            <w:tcBorders>
-              <w:top w:val="single" w:sz="6" w:space="0" w:color="D3DCE3"/>
-              <w:right w:val="single" w:sz="6" w:space="0" w:color="D3DCE3"/>
-              <w:bottom w:val="single" w:sz="6" w:space="0" w:color="D3DCE3"/>
-              <w:left w:val="single" w:sz="6" w:space="0" w:color="D3DCE3"/>
-            </w:tcBorders>
-            <w:tcMar>
-              <w:top w:w="90" w:type="dxa"/>
-              <w:right w:w="80" w:type="dxa"/>
-              <w:bottom w:w="90" w:type="dxa"/>
-              <w:left w:w="80" w:type="dxa"/>
-            </w:tcMar>
-            <w:vAlign w:val="center"/>
-          </w:tcPr>
-          <w:p>
-            <w:pPr>
-              <w:jc w:val="right"/>
-              <w:bidi/>
-              <w:spacing w:before="0" w:after="0"/>
-            </w:pPr>
-            <w:r>
-              <w:rPr>
-                <w:sz w:val="20"/>
-                <w:szCs w:val="20"/>
-                <w:rtl/>
-                <w:b/>
-                <w:bCs/>
-              </w:rPr>
-              <w:t xml:space="preserve">נייד</w:t>
+                <w:rFonts w:ascii="Assistant" w:hAnsi="Assistant" w:cs="Assistant" w:eastAsia="Assistant"/>
+                <w:sz w:val="22"/>
+                <w:szCs w:val="22"/>
+                <w:rtl/>
+              </w:rPr>
+              <w:t>{referral_notes}</w:t>
             </w:r>
           </w:p>
         </w:tc>
@@ -1123,7 +472,7 @@
     <w:p>
       <w:pPr>
         <w:bidi/>
-        <w:spacing w:after="80"/>
+        <w:spacing w:after="180"/>
       </w:pPr>
     </w:p>
     <w:p>
@@ -1134,48 +483,9 @@
       </w:pPr>
       <w:r>
         <w:rPr>
-          <w:sz w:val="22"/>
-          <w:szCs w:val="22"/>
-          <w:rtl/>
-        </w:rPr>
-        <w:t>{#has_referral_notes}</w:t>
-      </w:r>
-    </w:p>
-    <w:p>
-      <w:pPr>
-        <w:jc w:val="right"/>
-        <w:bidi/>
-        <w:spacing w:before="0" w:after="220"/>
-      </w:pPr>
-      <w:r>
-        <w:rPr>
-          <w:sz w:val="22"/>
-          <w:szCs w:val="22"/>
-          <w:rtl/>
-          <w:b/>
-          <w:bCs/>
-        </w:rPr>
-        <w:t xml:space="preserve">הערות: </w:t>
-      </w:r>
-      <w:r>
-        <w:rPr>
-          <w:sz w:val="22"/>
-          <w:szCs w:val="22"/>
-          <w:rtl/>
-        </w:rPr>
-        <w:t>{referral_notes}</w:t>
-      </w:r>
-    </w:p>
-    <w:p>
-      <w:pPr>
-        <w:jc w:val="right"/>
-        <w:bidi/>
-        <w:spacing w:before="0" w:after="0"/>
-      </w:pPr>
-      <w:r>
-        <w:rPr>
-          <w:sz w:val="22"/>
-          <w:szCs w:val="22"/>
+          <w:rFonts w:ascii="Assistant" w:hAnsi="Assistant" w:cs="Assistant" w:eastAsia="Assistant"/>
+          <w:sz w:val="20"/>
+          <w:szCs w:val="20"/>
           <w:rtl/>
         </w:rPr>
         <w:t>{/has_referral_notes}</w:t>
@@ -1189,8 +499,9 @@
       </w:pPr>
       <w:r>
         <w:rPr>
-          <w:sz w:val="22"/>
-          <w:szCs w:val="22"/>
+          <w:rFonts w:ascii="Assistant" w:hAnsi="Assistant" w:cs="Assistant" w:eastAsia="Assistant"/>
+          <w:sz w:val="20"/>
+          <w:szCs w:val="20"/>
           <w:rtl/>
         </w:rPr>
         <w:t>{#has_clinical_findings}</w:t>
@@ -1201,6 +512,14 @@
         <w:tblW w:w="10080" w:type="dxa"/>
         <w:tblLayout w:type="fixed"/>
         <w:jc w:val="right"/>
+        <w:tblBorders>
+          <w:top w:val="single" w:sz="4" w:space="0" w:color="E4E4E7"/>
+          <w:left w:val="single" w:sz="4" w:space="0" w:color="E4E4E7"/>
+          <w:bottom w:val="single" w:sz="4" w:space="0" w:color="E4E4E7"/>
+          <w:right w:val="single" w:sz="4" w:space="0" w:color="E4E4E7"/>
+          <w:insideH w:val="single" w:sz="4" w:space="0" w:color="E4E4E7"/>
+          <w:insideV w:val="single" w:sz="4" w:space="0" w:color="E4E4E7"/>
+        </w:tblBorders>
         <w:tblCellMar>
           <w:top w:w="0" w:type="dxa"/>
           <w:right w:w="0" w:type="dxa"/>
@@ -1215,18 +534,12 @@
         <w:tc>
           <w:tcPr>
             <w:tcW w:w="10080" w:type="dxa"/>
-            <w:shd w:val="clear" w:color="auto" w:fill="D7E4EA"/>
-            <w:tcBorders>
-              <w:top w:val="single" w:sz="6" w:space="0" w:color="D3DCE3"/>
-              <w:right w:val="single" w:sz="6" w:space="0" w:color="D3DCE3"/>
-              <w:bottom w:val="single" w:sz="6" w:space="0" w:color="D3DCE3"/>
-              <w:left w:val="single" w:sz="6" w:space="0" w:color="D3DCE3"/>
-            </w:tcBorders>
+            <w:shd w:val="clear" w:color="auto" w:fill="FAFAFA"/>
             <w:tcMar>
-              <w:top w:w="110" w:type="dxa"/>
-              <w:right w:w="180" w:type="dxa"/>
-              <w:bottom w:w="110" w:type="dxa"/>
-              <w:left w:w="180" w:type="dxa"/>
+              <w:top w:w="160" w:type="dxa"/>
+              <w:right w:w="160" w:type="dxa"/>
+              <w:bottom w:w="160" w:type="dxa"/>
+              <w:left w:w="160" w:type="dxa"/>
             </w:tcMar>
             <w:vAlign w:val="center"/>
           </w:tcPr>
@@ -1234,62 +547,21 @@
             <w:pPr>
               <w:jc w:val="right"/>
               <w:bidi/>
-              <w:spacing w:before="0" w:after="0"/>
-              <w:keepNext/>
-            </w:pPr>
-            <w:r>
-              <w:rPr>
-                <w:sz w:val="24"/>
-                <w:szCs w:val="24"/>
+              <w:spacing w:before="0" w:after="40"/>
+            </w:pPr>
+            <w:r>
+              <w:rPr>
+                <w:rFonts w:ascii="Assistant" w:hAnsi="Assistant" w:cs="Assistant" w:eastAsia="Assistant"/>
+                <w:sz w:val="22"/>
+                <w:szCs w:val="22"/>
                 <w:rtl/>
                 <w:b/>
                 <w:bCs/>
-                <w:color w:val="244550"/>
-              </w:rPr>
-              <w:t xml:space="preserve">ממצאים קליניים</w:t>
-            </w:r>
-          </w:p>
-        </w:tc>
-      </w:tr>
-    </w:tbl>
-    <w:tbl>
-      <w:tblPr>
-        <w:tblW w:w="10080" w:type="dxa"/>
-        <w:tblLayout w:type="fixed"/>
-        <w:jc w:val="right"/>
-        <w:tblCellMar>
-          <w:top w:w="0" w:type="dxa"/>
-          <w:right w:w="0" w:type="dxa"/>
-          <w:bottom w:w="0" w:type="dxa"/>
-          <w:left w:w="0" w:type="dxa"/>
-        </w:tblCellMar>
-      </w:tblPr>
-      <w:tblGrid>
-        <w:gridCol w:w="2160"/>
-        <w:gridCol w:w="1200"/>
-        <w:gridCol w:w="2160"/>
-        <w:gridCol w:w="1200"/>
-        <w:gridCol w:w="2160"/>
-        <w:gridCol w:w="1200"/>
-      </w:tblGrid>
-      <w:tr>
-        <w:tc>
-          <w:tcPr>
-            <w:tcW w:w="2160" w:type="dxa"/>
-            <w:tcBorders>
-              <w:top w:val="single" w:sz="6" w:space="0" w:color="D3DCE3"/>
-              <w:right w:val="single" w:sz="6" w:space="0" w:color="D3DCE3"/>
-              <w:bottom w:val="single" w:sz="6" w:space="0" w:color="D3DCE3"/>
-              <w:left w:val="single" w:sz="6" w:space="0" w:color="D3DCE3"/>
-            </w:tcBorders>
-            <w:tcMar>
-              <w:top w:w="90" w:type="dxa"/>
-              <w:right w:w="80" w:type="dxa"/>
-              <w:bottom w:w="90" w:type="dxa"/>
-              <w:left w:w="80" w:type="dxa"/>
-            </w:tcMar>
-            <w:vAlign w:val="center"/>
-          </w:tcPr>
+                <w:color w:val="18181B"/>
+              </w:rPr>
+              <w:t xml:space="preserve">ממצאים קליניים:</w:t>
+            </w:r>
+          </w:p>
           <w:p>
             <w:pPr>
               <w:jc w:val="right"/>
@@ -1298,185 +570,12 @@
             </w:pPr>
             <w:r>
               <w:rPr>
-                <w:sz w:val="20"/>
-                <w:szCs w:val="20"/>
-                <w:rtl/>
-              </w:rPr>
-              <w:t>{l_iop}</w:t>
-            </w:r>
-          </w:p>
-        </w:tc>
-        <w:tc>
-          <w:tcPr>
-            <w:tcW w:w="1200" w:type="dxa"/>
-            <w:shd w:val="clear" w:color="auto" w:fill="EAF1F5"/>
-            <w:tcBorders>
-              <w:top w:val="single" w:sz="6" w:space="0" w:color="D3DCE3"/>
-              <w:right w:val="single" w:sz="6" w:space="0" w:color="D3DCE3"/>
-              <w:bottom w:val="single" w:sz="6" w:space="0" w:color="D3DCE3"/>
-              <w:left w:val="single" w:sz="6" w:space="0" w:color="D3DCE3"/>
-            </w:tcBorders>
-            <w:tcMar>
-              <w:top w:w="90" w:type="dxa"/>
-              <w:right w:w="80" w:type="dxa"/>
-              <w:bottom w:w="90" w:type="dxa"/>
-              <w:left w:w="80" w:type="dxa"/>
-            </w:tcMar>
-            <w:vAlign w:val="center"/>
-          </w:tcPr>
-          <w:p>
-            <w:pPr>
-              <w:jc w:val="right"/>
-              <w:bidi/>
-              <w:spacing w:before="0" w:after="0"/>
-            </w:pPr>
-            <w:r>
-              <w:rPr>
-                <w:sz w:val="20"/>
-                <w:szCs w:val="20"/>
-                <w:rtl/>
-                <w:b/>
-                <w:bCs/>
-              </w:rPr>
-              <w:t xml:space="preserve">L-IOP</w:t>
-            </w:r>
-          </w:p>
-        </w:tc>
-        <w:tc>
-          <w:tcPr>
-            <w:tcW w:w="2160" w:type="dxa"/>
-            <w:tcBorders>
-              <w:top w:val="single" w:sz="6" w:space="0" w:color="D3DCE3"/>
-              <w:right w:val="single" w:sz="6" w:space="0" w:color="D3DCE3"/>
-              <w:bottom w:val="single" w:sz="6" w:space="0" w:color="D3DCE3"/>
-              <w:left w:val="single" w:sz="6" w:space="0" w:color="D3DCE3"/>
-            </w:tcBorders>
-            <w:tcMar>
-              <w:top w:w="90" w:type="dxa"/>
-              <w:right w:w="80" w:type="dxa"/>
-              <w:bottom w:w="90" w:type="dxa"/>
-              <w:left w:w="80" w:type="dxa"/>
-            </w:tcMar>
-            <w:vAlign w:val="center"/>
-          </w:tcPr>
-          <w:p>
-            <w:pPr>
-              <w:jc w:val="right"/>
-              <w:bidi/>
-              <w:spacing w:before="0" w:after="0"/>
-            </w:pPr>
-            <w:r>
-              <w:rPr>
-                <w:sz w:val="20"/>
-                <w:szCs w:val="20"/>
-                <w:rtl/>
-              </w:rPr>
-              <w:t>{r_iop}</w:t>
-            </w:r>
-          </w:p>
-        </w:tc>
-        <w:tc>
-          <w:tcPr>
-            <w:tcW w:w="1200" w:type="dxa"/>
-            <w:shd w:val="clear" w:color="auto" w:fill="EAF1F5"/>
-            <w:tcBorders>
-              <w:top w:val="single" w:sz="6" w:space="0" w:color="D3DCE3"/>
-              <w:right w:val="single" w:sz="6" w:space="0" w:color="D3DCE3"/>
-              <w:bottom w:val="single" w:sz="6" w:space="0" w:color="D3DCE3"/>
-              <w:left w:val="single" w:sz="6" w:space="0" w:color="D3DCE3"/>
-            </w:tcBorders>
-            <w:tcMar>
-              <w:top w:w="90" w:type="dxa"/>
-              <w:right w:w="80" w:type="dxa"/>
-              <w:bottom w:w="90" w:type="dxa"/>
-              <w:left w:w="80" w:type="dxa"/>
-            </w:tcMar>
-            <w:vAlign w:val="center"/>
-          </w:tcPr>
-          <w:p>
-            <w:pPr>
-              <w:jc w:val="right"/>
-              <w:bidi/>
-              <w:spacing w:before="0" w:after="0"/>
-            </w:pPr>
-            <w:r>
-              <w:rPr>
-                <w:sz w:val="20"/>
-                <w:szCs w:val="20"/>
-                <w:rtl/>
-                <w:b/>
-                <w:bCs/>
-              </w:rPr>
-              <w:t xml:space="preserve">R-IOP</w:t>
-            </w:r>
-          </w:p>
-        </w:tc>
-        <w:tc>
-          <w:tcPr>
-            <w:tcW w:w="2160" w:type="dxa"/>
-            <w:tcBorders>
-              <w:top w:val="single" w:sz="6" w:space="0" w:color="D3DCE3"/>
-              <w:right w:val="single" w:sz="6" w:space="0" w:color="D3DCE3"/>
-              <w:bottom w:val="single" w:sz="6" w:space="0" w:color="D3DCE3"/>
-              <w:left w:val="single" w:sz="6" w:space="0" w:color="D3DCE3"/>
-            </w:tcBorders>
-            <w:tcMar>
-              <w:top w:w="90" w:type="dxa"/>
-              <w:right w:w="80" w:type="dxa"/>
-              <w:bottom w:w="90" w:type="dxa"/>
-              <w:left w:w="80" w:type="dxa"/>
-            </w:tcMar>
-            <w:vAlign w:val="center"/>
-          </w:tcPr>
-          <w:p>
-            <w:pPr>
-              <w:jc w:val="right"/>
-              <w:bidi/>
-              <w:spacing w:before="0" w:after="0"/>
-            </w:pPr>
-            <w:r>
-              <w:rPr>
-                <w:sz w:val="20"/>
-                <w:szCs w:val="20"/>
-                <w:rtl/>
-              </w:rPr>
-              <w:t>{clinical_impression}</w:t>
-            </w:r>
-          </w:p>
-        </w:tc>
-        <w:tc>
-          <w:tcPr>
-            <w:tcW w:w="1200" w:type="dxa"/>
-            <w:shd w:val="clear" w:color="auto" w:fill="EAF1F5"/>
-            <w:tcBorders>
-              <w:top w:val="single" w:sz="6" w:space="0" w:color="D3DCE3"/>
-              <w:right w:val="single" w:sz="6" w:space="0" w:color="D3DCE3"/>
-              <w:bottom w:val="single" w:sz="6" w:space="0" w:color="D3DCE3"/>
-              <w:left w:val="single" w:sz="6" w:space="0" w:color="D3DCE3"/>
-            </w:tcBorders>
-            <w:tcMar>
-              <w:top w:w="90" w:type="dxa"/>
-              <w:right w:w="80" w:type="dxa"/>
-              <w:bottom w:w="90" w:type="dxa"/>
-              <w:left w:w="80" w:type="dxa"/>
-            </w:tcMar>
-            <w:vAlign w:val="center"/>
-          </w:tcPr>
-          <w:p>
-            <w:pPr>
-              <w:jc w:val="right"/>
-              <w:bidi/>
-              <w:spacing w:before="0" w:after="0"/>
-            </w:pPr>
-            <w:r>
-              <w:rPr>
-                <w:sz w:val="20"/>
-                <w:szCs w:val="20"/>
-                <w:rtl/>
-                <w:b/>
-                <w:bCs/>
-              </w:rPr>
-              <w:t xml:space="preserve">הערכה / אבחנה</w:t>
+                <w:rFonts w:ascii="Assistant" w:hAnsi="Assistant" w:cs="Assistant" w:eastAsia="Assistant"/>
+                <w:sz w:val="22"/>
+                <w:szCs w:val="22"/>
+                <w:rtl/>
+              </w:rPr>
+              <w:t>{clinical_findings_text}</w:t>
             </w:r>
           </w:p>
         </w:tc>
@@ -1485,7 +584,7 @@
     <w:p>
       <w:pPr>
         <w:bidi/>
-        <w:spacing w:after="80"/>
+        <w:spacing w:after="180"/>
       </w:pPr>
     </w:p>
     <w:p>
@@ -1496,8 +595,9 @@
       </w:pPr>
       <w:r>
         <w:rPr>
-          <w:sz w:val="22"/>
-          <w:szCs w:val="22"/>
+          <w:rFonts w:ascii="Assistant" w:hAnsi="Assistant" w:cs="Assistant" w:eastAsia="Assistant"/>
+          <w:sz w:val="20"/>
+          <w:szCs w:val="20"/>
           <w:rtl/>
         </w:rPr>
         <w:t>{/has_clinical_findings}</w:t>
@@ -1511,74 +611,47 @@
       </w:pPr>
       <w:r>
         <w:rPr>
-          <w:sz w:val="22"/>
-          <w:szCs w:val="22"/>
+          <w:rFonts w:ascii="Assistant" w:hAnsi="Assistant" w:cs="Assistant" w:eastAsia="Assistant"/>
+          <w:sz w:val="20"/>
+          <w:szCs w:val="20"/>
           <w:rtl/>
         </w:rPr>
         <w:t>{#has_compact_prescription}</w:t>
       </w:r>
     </w:p>
+    <w:p>
+      <w:pPr>
+        <w:jc w:val="center"/>
+        <w:bidi/>
+        <w:spacing w:before="240" w:after="80"/>
+        <w:keepNext/>
+      </w:pPr>
+      <w:r>
+        <w:rPr>
+          <w:rFonts w:ascii="Assistant" w:hAnsi="Assistant" w:cs="Assistant" w:eastAsia="Assistant"/>
+          <w:sz w:val="28"/>
+          <w:szCs w:val="28"/>
+          <w:rtl/>
+          <w:b/>
+          <w:bCs/>
+          <w:color w:val="18181B"/>
+        </w:rPr>
+        <w:t xml:space="preserve">מרשם / כרטיס בדיקה</w:t>
+      </w:r>
+    </w:p>
     <w:tbl>
       <w:tblPr>
-        <w:tblW w:w="10080" w:type="dxa"/>
+        <w:tblW w:w="10076" w:type="dxa"/>
         <w:tblLayout w:type="fixed"/>
         <w:jc w:val="right"/>
-        <w:tblCellMar>
-          <w:top w:w="0" w:type="dxa"/>
-          <w:right w:w="0" w:type="dxa"/>
-          <w:bottom w:w="0" w:type="dxa"/>
-          <w:left w:w="0" w:type="dxa"/>
-        </w:tblCellMar>
-      </w:tblPr>
-      <w:tblGrid>
-        <w:gridCol w:w="10080"/>
-      </w:tblGrid>
-      <w:tr>
-        <w:tc>
-          <w:tcPr>
-            <w:tcW w:w="10080" w:type="dxa"/>
-            <w:shd w:val="clear" w:color="auto" w:fill="D7E4EA"/>
-            <w:tcBorders>
-              <w:top w:val="single" w:sz="6" w:space="0" w:color="D3DCE3"/>
-              <w:right w:val="single" w:sz="6" w:space="0" w:color="D3DCE3"/>
-              <w:bottom w:val="single" w:sz="6" w:space="0" w:color="D3DCE3"/>
-              <w:left w:val="single" w:sz="6" w:space="0" w:color="D3DCE3"/>
-            </w:tcBorders>
-            <w:tcMar>
-              <w:top w:w="110" w:type="dxa"/>
-              <w:right w:w="180" w:type="dxa"/>
-              <w:bottom w:w="110" w:type="dxa"/>
-              <w:left w:w="180" w:type="dxa"/>
-            </w:tcMar>
-            <w:vAlign w:val="center"/>
-          </w:tcPr>
-          <w:p>
-            <w:pPr>
-              <w:jc w:val="right"/>
-              <w:bidi/>
-              <w:spacing w:before="0" w:after="0"/>
-              <w:keepNext/>
-            </w:pPr>
-            <w:r>
-              <w:rPr>
-                <w:sz w:val="24"/>
-                <w:szCs w:val="24"/>
-                <w:rtl/>
-                <w:b/>
-                <w:bCs/>
-                <w:color w:val="244550"/>
-              </w:rPr>
-              <w:t xml:space="preserve">מרשם / כרטיס בדיקה</w:t>
-            </w:r>
-          </w:p>
-        </w:tc>
-      </w:tr>
-    </w:tbl>
-    <w:tbl>
-      <w:tblPr>
-        <w:tblW w:w="10080" w:type="dxa"/>
-        <w:tblLayout w:type="fixed"/>
-        <w:jc w:val="right"/>
+        <w:tblBorders>
+          <w:top w:val="single" w:sz="4" w:space="0" w:color="E4E4E7"/>
+          <w:left w:val="single" w:sz="4" w:space="0" w:color="E4E4E7"/>
+          <w:bottom w:val="single" w:sz="4" w:space="0" w:color="E4E4E7"/>
+          <w:right w:val="single" w:sz="4" w:space="0" w:color="E4E4E7"/>
+          <w:insideH w:val="single" w:sz="4" w:space="0" w:color="E4E4E7"/>
+          <w:insideV w:val="single" w:sz="4" w:space="0" w:color="E4E4E7"/>
+        </w:tblBorders>
         <w:tblCellMar>
           <w:top w:w="0" w:type="dxa"/>
           <w:right w:w="0" w:type="dxa"/>
@@ -1601,18 +674,12 @@
         <w:tc>
           <w:tcPr>
             <w:tcW w:w="1122" w:type="dxa"/>
-            <w:shd w:val="clear" w:color="auto" w:fill="EAF1F5"/>
-            <w:tcBorders>
-              <w:top w:val="single" w:sz="6" w:space="0" w:color="D3DCE3"/>
-              <w:right w:val="single" w:sz="6" w:space="0" w:color="D3DCE3"/>
-              <w:bottom w:val="single" w:sz="6" w:space="0" w:color="D3DCE3"/>
-              <w:left w:val="single" w:sz="6" w:space="0" w:color="D3DCE3"/>
-            </w:tcBorders>
+            <w:shd w:val="clear" w:color="auto" w:fill="F4F4F5"/>
             <w:tcMar>
               <w:top w:w="90" w:type="dxa"/>
-              <w:right w:w="80" w:type="dxa"/>
+              <w:right w:w="120" w:type="dxa"/>
               <w:bottom w:w="90" w:type="dxa"/>
-              <w:left w:w="80" w:type="dxa"/>
+              <w:left w:w="120" w:type="dxa"/>
             </w:tcMar>
             <w:vAlign w:val="center"/>
           </w:tcPr>
@@ -1624,11 +691,13 @@
             </w:pPr>
             <w:r>
               <w:rPr>
-                <w:sz w:val="20"/>
-                <w:szCs w:val="20"/>
+                <w:rFonts w:ascii="Assistant" w:hAnsi="Assistant" w:cs="Assistant" w:eastAsia="Assistant"/>
+                <w:sz w:val="18"/>
+                <w:szCs w:val="18"/>
                 <w:rtl/>
                 <w:b/>
                 <w:bCs/>
+                <w:color w:val="52525B"/>
               </w:rPr>
               <w:t xml:space="preserve">PD</w:t>
             </w:r>
@@ -1637,18 +706,12 @@
         <w:tc>
           <w:tcPr>
             <w:tcW w:w="1122" w:type="dxa"/>
-            <w:shd w:val="clear" w:color="auto" w:fill="EAF1F5"/>
-            <w:tcBorders>
-              <w:top w:val="single" w:sz="6" w:space="0" w:color="D3DCE3"/>
-              <w:right w:val="single" w:sz="6" w:space="0" w:color="D3DCE3"/>
-              <w:bottom w:val="single" w:sz="6" w:space="0" w:color="D3DCE3"/>
-              <w:left w:val="single" w:sz="6" w:space="0" w:color="D3DCE3"/>
-            </w:tcBorders>
+            <w:shd w:val="clear" w:color="auto" w:fill="F4F4F5"/>
             <w:tcMar>
               <w:top w:w="90" w:type="dxa"/>
-              <w:right w:w="80" w:type="dxa"/>
+              <w:right w:w="120" w:type="dxa"/>
               <w:bottom w:w="90" w:type="dxa"/>
-              <w:left w:w="80" w:type="dxa"/>
+              <w:left w:w="120" w:type="dxa"/>
             </w:tcMar>
             <w:vAlign w:val="center"/>
           </w:tcPr>
@@ -1660,11 +723,13 @@
             </w:pPr>
             <w:r>
               <w:rPr>
-                <w:sz w:val="20"/>
-                <w:szCs w:val="20"/>
+                <w:rFonts w:ascii="Assistant" w:hAnsi="Assistant" w:cs="Assistant" w:eastAsia="Assistant"/>
+                <w:sz w:val="18"/>
+                <w:szCs w:val="18"/>
                 <w:rtl/>
                 <w:b/>
                 <w:bCs/>
+                <w:color w:val="52525B"/>
               </w:rPr>
               <w:t xml:space="preserve">ADD</w:t>
             </w:r>
@@ -1673,18 +738,12 @@
         <w:tc>
           <w:tcPr>
             <w:tcW w:w="1122" w:type="dxa"/>
-            <w:shd w:val="clear" w:color="auto" w:fill="EAF1F5"/>
-            <w:tcBorders>
-              <w:top w:val="single" w:sz="6" w:space="0" w:color="D3DCE3"/>
-              <w:right w:val="single" w:sz="6" w:space="0" w:color="D3DCE3"/>
-              <w:bottom w:val="single" w:sz="6" w:space="0" w:color="D3DCE3"/>
-              <w:left w:val="single" w:sz="6" w:space="0" w:color="D3DCE3"/>
-            </w:tcBorders>
+            <w:shd w:val="clear" w:color="auto" w:fill="F4F4F5"/>
             <w:tcMar>
               <w:top w:w="90" w:type="dxa"/>
-              <w:right w:w="80" w:type="dxa"/>
+              <w:right w:w="120" w:type="dxa"/>
               <w:bottom w:w="90" w:type="dxa"/>
-              <w:left w:w="80" w:type="dxa"/>
+              <w:left w:w="120" w:type="dxa"/>
             </w:tcMar>
             <w:vAlign w:val="center"/>
           </w:tcPr>
@@ -1696,11 +755,13 @@
             </w:pPr>
             <w:r>
               <w:rPr>
-                <w:sz w:val="20"/>
-                <w:szCs w:val="20"/>
+                <w:rFonts w:ascii="Assistant" w:hAnsi="Assistant" w:cs="Assistant" w:eastAsia="Assistant"/>
+                <w:sz w:val="18"/>
+                <w:szCs w:val="18"/>
                 <w:rtl/>
                 <w:b/>
                 <w:bCs/>
+                <w:color w:val="52525B"/>
               </w:rPr>
               <w:t xml:space="preserve">VA</w:t>
             </w:r>
@@ -1709,18 +770,12 @@
         <w:tc>
           <w:tcPr>
             <w:tcW w:w="1122" w:type="dxa"/>
-            <w:shd w:val="clear" w:color="auto" w:fill="EAF1F5"/>
-            <w:tcBorders>
-              <w:top w:val="single" w:sz="6" w:space="0" w:color="D3DCE3"/>
-              <w:right w:val="single" w:sz="6" w:space="0" w:color="D3DCE3"/>
-              <w:bottom w:val="single" w:sz="6" w:space="0" w:color="D3DCE3"/>
-              <w:left w:val="single" w:sz="6" w:space="0" w:color="D3DCE3"/>
-            </w:tcBorders>
+            <w:shd w:val="clear" w:color="auto" w:fill="F4F4F5"/>
             <w:tcMar>
               <w:top w:w="90" w:type="dxa"/>
-              <w:right w:w="80" w:type="dxa"/>
+              <w:right w:w="120" w:type="dxa"/>
               <w:bottom w:w="90" w:type="dxa"/>
-              <w:left w:w="80" w:type="dxa"/>
+              <w:left w:w="120" w:type="dxa"/>
             </w:tcMar>
             <w:vAlign w:val="center"/>
           </w:tcPr>
@@ -1732,11 +787,13 @@
             </w:pPr>
             <w:r>
               <w:rPr>
-                <w:sz w:val="20"/>
-                <w:szCs w:val="20"/>
+                <w:rFonts w:ascii="Assistant" w:hAnsi="Assistant" w:cs="Assistant" w:eastAsia="Assistant"/>
+                <w:sz w:val="18"/>
+                <w:szCs w:val="18"/>
                 <w:rtl/>
                 <w:b/>
                 <w:bCs/>
+                <w:color w:val="52525B"/>
               </w:rPr>
               <w:t xml:space="preserve">BASE</w:t>
             </w:r>
@@ -1745,18 +802,12 @@
         <w:tc>
           <w:tcPr>
             <w:tcW w:w="1122" w:type="dxa"/>
-            <w:shd w:val="clear" w:color="auto" w:fill="EAF1F5"/>
-            <w:tcBorders>
-              <w:top w:val="single" w:sz="6" w:space="0" w:color="D3DCE3"/>
-              <w:right w:val="single" w:sz="6" w:space="0" w:color="D3DCE3"/>
-              <w:bottom w:val="single" w:sz="6" w:space="0" w:color="D3DCE3"/>
-              <w:left w:val="single" w:sz="6" w:space="0" w:color="D3DCE3"/>
-            </w:tcBorders>
+            <w:shd w:val="clear" w:color="auto" w:fill="F4F4F5"/>
             <w:tcMar>
               <w:top w:w="90" w:type="dxa"/>
-              <w:right w:w="80" w:type="dxa"/>
+              <w:right w:w="120" w:type="dxa"/>
               <w:bottom w:w="90" w:type="dxa"/>
-              <w:left w:w="80" w:type="dxa"/>
+              <w:left w:w="120" w:type="dxa"/>
             </w:tcMar>
             <w:vAlign w:val="center"/>
           </w:tcPr>
@@ -1768,11 +819,13 @@
             </w:pPr>
             <w:r>
               <w:rPr>
-                <w:sz w:val="20"/>
-                <w:szCs w:val="20"/>
+                <w:rFonts w:ascii="Assistant" w:hAnsi="Assistant" w:cs="Assistant" w:eastAsia="Assistant"/>
+                <w:sz w:val="18"/>
+                <w:szCs w:val="18"/>
                 <w:rtl/>
                 <w:b/>
                 <w:bCs/>
+                <w:color w:val="52525B"/>
               </w:rPr>
               <w:t xml:space="preserve">PRISM</w:t>
             </w:r>
@@ -1781,18 +834,12 @@
         <w:tc>
           <w:tcPr>
             <w:tcW w:w="1122" w:type="dxa"/>
-            <w:shd w:val="clear" w:color="auto" w:fill="EAF1F5"/>
-            <w:tcBorders>
-              <w:top w:val="single" w:sz="6" w:space="0" w:color="D3DCE3"/>
-              <w:right w:val="single" w:sz="6" w:space="0" w:color="D3DCE3"/>
-              <w:bottom w:val="single" w:sz="6" w:space="0" w:color="D3DCE3"/>
-              <w:left w:val="single" w:sz="6" w:space="0" w:color="D3DCE3"/>
-            </w:tcBorders>
+            <w:shd w:val="clear" w:color="auto" w:fill="F4F4F5"/>
             <w:tcMar>
               <w:top w:w="90" w:type="dxa"/>
-              <w:right w:w="80" w:type="dxa"/>
+              <w:right w:w="120" w:type="dxa"/>
               <w:bottom w:w="90" w:type="dxa"/>
-              <w:left w:w="80" w:type="dxa"/>
+              <w:left w:w="120" w:type="dxa"/>
             </w:tcMar>
             <w:vAlign w:val="center"/>
           </w:tcPr>
@@ -1804,11 +851,13 @@
             </w:pPr>
             <w:r>
               <w:rPr>
-                <w:sz w:val="20"/>
-                <w:szCs w:val="20"/>
+                <w:rFonts w:ascii="Assistant" w:hAnsi="Assistant" w:cs="Assistant" w:eastAsia="Assistant"/>
+                <w:sz w:val="18"/>
+                <w:szCs w:val="18"/>
                 <w:rtl/>
                 <w:b/>
                 <w:bCs/>
+                <w:color w:val="52525B"/>
               </w:rPr>
               <w:t xml:space="preserve">AX</w:t>
             </w:r>
@@ -1817,18 +866,12 @@
         <w:tc>
           <w:tcPr>
             <w:tcW w:w="1122" w:type="dxa"/>
-            <w:shd w:val="clear" w:color="auto" w:fill="EAF1F5"/>
-            <w:tcBorders>
-              <w:top w:val="single" w:sz="6" w:space="0" w:color="D3DCE3"/>
-              <w:right w:val="single" w:sz="6" w:space="0" w:color="D3DCE3"/>
-              <w:bottom w:val="single" w:sz="6" w:space="0" w:color="D3DCE3"/>
-              <w:left w:val="single" w:sz="6" w:space="0" w:color="D3DCE3"/>
-            </w:tcBorders>
+            <w:shd w:val="clear" w:color="auto" w:fill="F4F4F5"/>
             <w:tcMar>
               <w:top w:w="90" w:type="dxa"/>
-              <w:right w:w="80" w:type="dxa"/>
+              <w:right w:w="120" w:type="dxa"/>
               <w:bottom w:w="90" w:type="dxa"/>
-              <w:left w:w="80" w:type="dxa"/>
+              <w:left w:w="120" w:type="dxa"/>
             </w:tcMar>
             <w:vAlign w:val="center"/>
           </w:tcPr>
@@ -1840,11 +883,13 @@
             </w:pPr>
             <w:r>
               <w:rPr>
-                <w:sz w:val="20"/>
-                <w:szCs w:val="20"/>
+                <w:rFonts w:ascii="Assistant" w:hAnsi="Assistant" w:cs="Assistant" w:eastAsia="Assistant"/>
+                <w:sz w:val="18"/>
+                <w:szCs w:val="18"/>
                 <w:rtl/>
                 <w:b/>
                 <w:bCs/>
+                <w:color w:val="52525B"/>
               </w:rPr>
               <w:t xml:space="preserve">CYL</w:t>
             </w:r>
@@ -1853,18 +898,12 @@
         <w:tc>
           <w:tcPr>
             <w:tcW w:w="1122" w:type="dxa"/>
-            <w:shd w:val="clear" w:color="auto" w:fill="EAF1F5"/>
-            <w:tcBorders>
-              <w:top w:val="single" w:sz="6" w:space="0" w:color="D3DCE3"/>
-              <w:right w:val="single" w:sz="6" w:space="0" w:color="D3DCE3"/>
-              <w:bottom w:val="single" w:sz="6" w:space="0" w:color="D3DCE3"/>
-              <w:left w:val="single" w:sz="6" w:space="0" w:color="D3DCE3"/>
-            </w:tcBorders>
+            <w:shd w:val="clear" w:color="auto" w:fill="F4F4F5"/>
             <w:tcMar>
               <w:top w:w="90" w:type="dxa"/>
-              <w:right w:w="80" w:type="dxa"/>
+              <w:right w:w="120" w:type="dxa"/>
               <w:bottom w:w="90" w:type="dxa"/>
-              <w:left w:w="80" w:type="dxa"/>
+              <w:left w:w="120" w:type="dxa"/>
             </w:tcMar>
             <w:vAlign w:val="center"/>
           </w:tcPr>
@@ -1876,11 +915,13 @@
             </w:pPr>
             <w:r>
               <w:rPr>
-                <w:sz w:val="20"/>
-                <w:szCs w:val="20"/>
+                <w:rFonts w:ascii="Assistant" w:hAnsi="Assistant" w:cs="Assistant" w:eastAsia="Assistant"/>
+                <w:sz w:val="18"/>
+                <w:szCs w:val="18"/>
                 <w:rtl/>
                 <w:b/>
                 <w:bCs/>
+                <w:color w:val="52525B"/>
               </w:rPr>
               <w:t xml:space="preserve">SPH</w:t>
             </w:r>
@@ -1889,18 +930,12 @@
         <w:tc>
           <w:tcPr>
             <w:tcW w:w="1100" w:type="dxa"/>
-            <w:shd w:val="clear" w:color="auto" w:fill="D7E4EA"/>
-            <w:tcBorders>
-              <w:top w:val="single" w:sz="6" w:space="0" w:color="D3DCE3"/>
-              <w:right w:val="single" w:sz="6" w:space="0" w:color="D3DCE3"/>
-              <w:bottom w:val="single" w:sz="6" w:space="0" w:color="D3DCE3"/>
-              <w:left w:val="single" w:sz="6" w:space="0" w:color="D3DCE3"/>
-            </w:tcBorders>
+            <w:shd w:val="clear" w:color="auto" w:fill="18181B"/>
             <w:tcMar>
               <w:top w:w="90" w:type="dxa"/>
-              <w:right w:w="80" w:type="dxa"/>
+              <w:right w:w="120" w:type="dxa"/>
               <w:bottom w:w="90" w:type="dxa"/>
-              <w:left w:w="80" w:type="dxa"/>
+              <w:left w:w="120" w:type="dxa"/>
             </w:tcMar>
             <w:vAlign w:val="center"/>
           </w:tcPr>
@@ -1912,11 +947,13 @@
             </w:pPr>
             <w:r>
               <w:rPr>
-                <w:sz w:val="20"/>
-                <w:szCs w:val="20"/>
+                <w:rFonts w:ascii="Assistant" w:hAnsi="Assistant" w:cs="Assistant" w:eastAsia="Assistant"/>
+                <w:sz w:val="18"/>
+                <w:szCs w:val="18"/>
                 <w:rtl/>
                 <w:b/>
                 <w:bCs/>
+                <w:color w:val="FFFFFF"/>
               </w:rPr>
               <w:t xml:space="preserve">עין</w:t>
             </w:r>
@@ -1927,28 +964,24 @@
         <w:tc>
           <w:tcPr>
             <w:tcW w:w="1122" w:type="dxa"/>
-            <w:tcBorders>
-              <w:top w:val="single" w:sz="6" w:space="0" w:color="D3DCE3"/>
-              <w:right w:val="single" w:sz="6" w:space="0" w:color="D3DCE3"/>
-              <w:bottom w:val="single" w:sz="6" w:space="0" w:color="D3DCE3"/>
-              <w:left w:val="single" w:sz="6" w:space="0" w:color="D3DCE3"/>
-            </w:tcBorders>
+            <w:shd w:val="clear" w:color="auto" w:fill="FAFAFA"/>
             <w:tcMar>
               <w:top w:w="90" w:type="dxa"/>
-              <w:right w:w="80" w:type="dxa"/>
+              <w:right w:w="120" w:type="dxa"/>
               <w:bottom w:w="90" w:type="dxa"/>
-              <w:left w:w="80" w:type="dxa"/>
+              <w:left w:w="120" w:type="dxa"/>
             </w:tcMar>
             <w:vAlign w:val="center"/>
           </w:tcPr>
           <w:p>
             <w:pPr>
-              <w:jc w:val="right"/>
+              <w:jc w:val="center"/>
               <w:bidi/>
               <w:spacing w:before="0" w:after="0"/>
             </w:pPr>
             <w:r>
               <w:rPr>
+                <w:rFonts w:ascii="Assistant" w:hAnsi="Assistant" w:cs="Assistant" w:eastAsia="Assistant"/>
                 <w:sz w:val="20"/>
                 <w:szCs w:val="20"/>
                 <w:rtl/>
@@ -1960,28 +993,24 @@
         <w:tc>
           <w:tcPr>
             <w:tcW w:w="1122" w:type="dxa"/>
-            <w:tcBorders>
-              <w:top w:val="single" w:sz="6" w:space="0" w:color="D3DCE3"/>
-              <w:right w:val="single" w:sz="6" w:space="0" w:color="D3DCE3"/>
-              <w:bottom w:val="single" w:sz="6" w:space="0" w:color="D3DCE3"/>
-              <w:left w:val="single" w:sz="6" w:space="0" w:color="D3DCE3"/>
-            </w:tcBorders>
+            <w:shd w:val="clear" w:color="auto" w:fill="FAFAFA"/>
             <w:tcMar>
               <w:top w:w="90" w:type="dxa"/>
-              <w:right w:w="80" w:type="dxa"/>
+              <w:right w:w="120" w:type="dxa"/>
               <w:bottom w:w="90" w:type="dxa"/>
-              <w:left w:w="80" w:type="dxa"/>
+              <w:left w:w="120" w:type="dxa"/>
             </w:tcMar>
             <w:vAlign w:val="center"/>
           </w:tcPr>
           <w:p>
             <w:pPr>
-              <w:jc w:val="right"/>
+              <w:jc w:val="center"/>
               <w:bidi/>
               <w:spacing w:before="0" w:after="0"/>
             </w:pPr>
             <w:r>
               <w:rPr>
+                <w:rFonts w:ascii="Assistant" w:hAnsi="Assistant" w:cs="Assistant" w:eastAsia="Assistant"/>
                 <w:sz w:val="20"/>
                 <w:szCs w:val="20"/>
                 <w:rtl/>
@@ -1993,28 +1022,24 @@
         <w:tc>
           <w:tcPr>
             <w:tcW w:w="1122" w:type="dxa"/>
-            <w:tcBorders>
-              <w:top w:val="single" w:sz="6" w:space="0" w:color="D3DCE3"/>
-              <w:right w:val="single" w:sz="6" w:space="0" w:color="D3DCE3"/>
-              <w:bottom w:val="single" w:sz="6" w:space="0" w:color="D3DCE3"/>
-              <w:left w:val="single" w:sz="6" w:space="0" w:color="D3DCE3"/>
-            </w:tcBorders>
+            <w:shd w:val="clear" w:color="auto" w:fill="FAFAFA"/>
             <w:tcMar>
               <w:top w:w="90" w:type="dxa"/>
-              <w:right w:w="80" w:type="dxa"/>
+              <w:right w:w="120" w:type="dxa"/>
               <w:bottom w:w="90" w:type="dxa"/>
-              <w:left w:w="80" w:type="dxa"/>
+              <w:left w:w="120" w:type="dxa"/>
             </w:tcMar>
             <w:vAlign w:val="center"/>
           </w:tcPr>
           <w:p>
             <w:pPr>
-              <w:jc w:val="right"/>
+              <w:jc w:val="center"/>
               <w:bidi/>
               <w:spacing w:before="0" w:after="0"/>
             </w:pPr>
             <w:r>
               <w:rPr>
+                <w:rFonts w:ascii="Assistant" w:hAnsi="Assistant" w:cs="Assistant" w:eastAsia="Assistant"/>
                 <w:sz w:val="20"/>
                 <w:szCs w:val="20"/>
                 <w:rtl/>
@@ -2026,28 +1051,24 @@
         <w:tc>
           <w:tcPr>
             <w:tcW w:w="1122" w:type="dxa"/>
-            <w:tcBorders>
-              <w:top w:val="single" w:sz="6" w:space="0" w:color="D3DCE3"/>
-              <w:right w:val="single" w:sz="6" w:space="0" w:color="D3DCE3"/>
-              <w:bottom w:val="single" w:sz="6" w:space="0" w:color="D3DCE3"/>
-              <w:left w:val="single" w:sz="6" w:space="0" w:color="D3DCE3"/>
-            </w:tcBorders>
+            <w:shd w:val="clear" w:color="auto" w:fill="FAFAFA"/>
             <w:tcMar>
               <w:top w:w="90" w:type="dxa"/>
-              <w:right w:w="80" w:type="dxa"/>
+              <w:right w:w="120" w:type="dxa"/>
               <w:bottom w:w="90" w:type="dxa"/>
-              <w:left w:w="80" w:type="dxa"/>
+              <w:left w:w="120" w:type="dxa"/>
             </w:tcMar>
             <w:vAlign w:val="center"/>
           </w:tcPr>
           <w:p>
             <w:pPr>
-              <w:jc w:val="right"/>
+              <w:jc w:val="center"/>
               <w:bidi/>
               <w:spacing w:before="0" w:after="0"/>
             </w:pPr>
             <w:r>
               <w:rPr>
+                <w:rFonts w:ascii="Assistant" w:hAnsi="Assistant" w:cs="Assistant" w:eastAsia="Assistant"/>
                 <w:sz w:val="20"/>
                 <w:szCs w:val="20"/>
                 <w:rtl/>
@@ -2059,28 +1080,24 @@
         <w:tc>
           <w:tcPr>
             <w:tcW w:w="1122" w:type="dxa"/>
-            <w:tcBorders>
-              <w:top w:val="single" w:sz="6" w:space="0" w:color="D3DCE3"/>
-              <w:right w:val="single" w:sz="6" w:space="0" w:color="D3DCE3"/>
-              <w:bottom w:val="single" w:sz="6" w:space="0" w:color="D3DCE3"/>
-              <w:left w:val="single" w:sz="6" w:space="0" w:color="D3DCE3"/>
-            </w:tcBorders>
+            <w:shd w:val="clear" w:color="auto" w:fill="FAFAFA"/>
             <w:tcMar>
               <w:top w:w="90" w:type="dxa"/>
-              <w:right w:w="80" w:type="dxa"/>
+              <w:right w:w="120" w:type="dxa"/>
               <w:bottom w:w="90" w:type="dxa"/>
-              <w:left w:w="80" w:type="dxa"/>
+              <w:left w:w="120" w:type="dxa"/>
             </w:tcMar>
             <w:vAlign w:val="center"/>
           </w:tcPr>
           <w:p>
             <w:pPr>
-              <w:jc w:val="right"/>
+              <w:jc w:val="center"/>
               <w:bidi/>
               <w:spacing w:before="0" w:after="0"/>
             </w:pPr>
             <w:r>
               <w:rPr>
+                <w:rFonts w:ascii="Assistant" w:hAnsi="Assistant" w:cs="Assistant" w:eastAsia="Assistant"/>
                 <w:sz w:val="20"/>
                 <w:szCs w:val="20"/>
                 <w:rtl/>
@@ -2092,28 +1109,24 @@
         <w:tc>
           <w:tcPr>
             <w:tcW w:w="1122" w:type="dxa"/>
-            <w:tcBorders>
-              <w:top w:val="single" w:sz="6" w:space="0" w:color="D3DCE3"/>
-              <w:right w:val="single" w:sz="6" w:space="0" w:color="D3DCE3"/>
-              <w:bottom w:val="single" w:sz="6" w:space="0" w:color="D3DCE3"/>
-              <w:left w:val="single" w:sz="6" w:space="0" w:color="D3DCE3"/>
-            </w:tcBorders>
+            <w:shd w:val="clear" w:color="auto" w:fill="FAFAFA"/>
             <w:tcMar>
               <w:top w:w="90" w:type="dxa"/>
-              <w:right w:w="80" w:type="dxa"/>
+              <w:right w:w="120" w:type="dxa"/>
               <w:bottom w:w="90" w:type="dxa"/>
-              <w:left w:w="80" w:type="dxa"/>
+              <w:left w:w="120" w:type="dxa"/>
             </w:tcMar>
             <w:vAlign w:val="center"/>
           </w:tcPr>
           <w:p>
             <w:pPr>
-              <w:jc w:val="right"/>
+              <w:jc w:val="center"/>
               <w:bidi/>
               <w:spacing w:before="0" w:after="0"/>
             </w:pPr>
             <w:r>
               <w:rPr>
+                <w:rFonts w:ascii="Assistant" w:hAnsi="Assistant" w:cs="Assistant" w:eastAsia="Assistant"/>
                 <w:sz w:val="20"/>
                 <w:szCs w:val="20"/>
                 <w:rtl/>
@@ -2125,28 +1138,24 @@
         <w:tc>
           <w:tcPr>
             <w:tcW w:w="1122" w:type="dxa"/>
-            <w:tcBorders>
-              <w:top w:val="single" w:sz="6" w:space="0" w:color="D3DCE3"/>
-              <w:right w:val="single" w:sz="6" w:space="0" w:color="D3DCE3"/>
-              <w:bottom w:val="single" w:sz="6" w:space="0" w:color="D3DCE3"/>
-              <w:left w:val="single" w:sz="6" w:space="0" w:color="D3DCE3"/>
-            </w:tcBorders>
+            <w:shd w:val="clear" w:color="auto" w:fill="FAFAFA"/>
             <w:tcMar>
               <w:top w:w="90" w:type="dxa"/>
-              <w:right w:w="80" w:type="dxa"/>
+              <w:right w:w="120" w:type="dxa"/>
               <w:bottom w:w="90" w:type="dxa"/>
-              <w:left w:w="80" w:type="dxa"/>
+              <w:left w:w="120" w:type="dxa"/>
             </w:tcMar>
             <w:vAlign w:val="center"/>
           </w:tcPr>
           <w:p>
             <w:pPr>
-              <w:jc w:val="right"/>
+              <w:jc w:val="center"/>
               <w:bidi/>
               <w:spacing w:before="0" w:after="0"/>
             </w:pPr>
             <w:r>
               <w:rPr>
+                <w:rFonts w:ascii="Assistant" w:hAnsi="Assistant" w:cs="Assistant" w:eastAsia="Assistant"/>
                 <w:sz w:val="20"/>
                 <w:szCs w:val="20"/>
                 <w:rtl/>
@@ -2158,28 +1167,24 @@
         <w:tc>
           <w:tcPr>
             <w:tcW w:w="1122" w:type="dxa"/>
-            <w:tcBorders>
-              <w:top w:val="single" w:sz="6" w:space="0" w:color="D3DCE3"/>
-              <w:right w:val="single" w:sz="6" w:space="0" w:color="D3DCE3"/>
-              <w:bottom w:val="single" w:sz="6" w:space="0" w:color="D3DCE3"/>
-              <w:left w:val="single" w:sz="6" w:space="0" w:color="D3DCE3"/>
-            </w:tcBorders>
+            <w:shd w:val="clear" w:color="auto" w:fill="FAFAFA"/>
             <w:tcMar>
               <w:top w:w="90" w:type="dxa"/>
-              <w:right w:w="80" w:type="dxa"/>
+              <w:right w:w="120" w:type="dxa"/>
               <w:bottom w:w="90" w:type="dxa"/>
-              <w:left w:w="80" w:type="dxa"/>
+              <w:left w:w="120" w:type="dxa"/>
             </w:tcMar>
             <w:vAlign w:val="center"/>
           </w:tcPr>
           <w:p>
             <w:pPr>
-              <w:jc w:val="right"/>
+              <w:jc w:val="center"/>
               <w:bidi/>
               <w:spacing w:before="0" w:after="0"/>
             </w:pPr>
             <w:r>
               <w:rPr>
+                <w:rFonts w:ascii="Assistant" w:hAnsi="Assistant" w:cs="Assistant" w:eastAsia="Assistant"/>
                 <w:sz w:val="20"/>
                 <w:szCs w:val="20"/>
                 <w:rtl/>
@@ -2191,18 +1196,12 @@
         <w:tc>
           <w:tcPr>
             <w:tcW w:w="1100" w:type="dxa"/>
-            <w:shd w:val="clear" w:color="auto" w:fill="D7E4EA"/>
-            <w:tcBorders>
-              <w:top w:val="single" w:sz="6" w:space="0" w:color="D3DCE3"/>
-              <w:right w:val="single" w:sz="6" w:space="0" w:color="D3DCE3"/>
-              <w:bottom w:val="single" w:sz="6" w:space="0" w:color="D3DCE3"/>
-              <w:left w:val="single" w:sz="6" w:space="0" w:color="D3DCE3"/>
-            </w:tcBorders>
+            <w:shd w:val="clear" w:color="auto" w:fill="F4F4F5"/>
             <w:tcMar>
               <w:top w:w="90" w:type="dxa"/>
-              <w:right w:w="80" w:type="dxa"/>
+              <w:right w:w="120" w:type="dxa"/>
               <w:bottom w:w="90" w:type="dxa"/>
-              <w:left w:w="80" w:type="dxa"/>
+              <w:left w:w="120" w:type="dxa"/>
             </w:tcMar>
             <w:vAlign w:val="center"/>
           </w:tcPr>
@@ -2214,6 +1213,7 @@
             </w:pPr>
             <w:r>
               <w:rPr>
+                <w:rFonts w:ascii="Assistant" w:hAnsi="Assistant" w:cs="Assistant" w:eastAsia="Assistant"/>
                 <w:sz w:val="20"/>
                 <w:szCs w:val="20"/>
                 <w:rtl/>
@@ -2229,28 +1229,24 @@
         <w:tc>
           <w:tcPr>
             <w:tcW w:w="1122" w:type="dxa"/>
-            <w:tcBorders>
-              <w:top w:val="single" w:sz="6" w:space="0" w:color="D3DCE3"/>
-              <w:right w:val="single" w:sz="6" w:space="0" w:color="D3DCE3"/>
-              <w:bottom w:val="single" w:sz="6" w:space="0" w:color="D3DCE3"/>
-              <w:left w:val="single" w:sz="6" w:space="0" w:color="D3DCE3"/>
-            </w:tcBorders>
+            <w:shd w:val="clear" w:color="auto" w:fill="FAFAFA"/>
             <w:tcMar>
               <w:top w:w="90" w:type="dxa"/>
-              <w:right w:w="80" w:type="dxa"/>
+              <w:right w:w="120" w:type="dxa"/>
               <w:bottom w:w="90" w:type="dxa"/>
-              <w:left w:w="80" w:type="dxa"/>
+              <w:left w:w="120" w:type="dxa"/>
             </w:tcMar>
             <w:vAlign w:val="center"/>
           </w:tcPr>
           <w:p>
             <w:pPr>
-              <w:jc w:val="right"/>
+              <w:jc w:val="center"/>
               <w:bidi/>
               <w:spacing w:before="0" w:after="0"/>
             </w:pPr>
             <w:r>
               <w:rPr>
+                <w:rFonts w:ascii="Assistant" w:hAnsi="Assistant" w:cs="Assistant" w:eastAsia="Assistant"/>
                 <w:sz w:val="20"/>
                 <w:szCs w:val="20"/>
                 <w:rtl/>
@@ -2262,28 +1258,24 @@
         <w:tc>
           <w:tcPr>
             <w:tcW w:w="1122" w:type="dxa"/>
-            <w:tcBorders>
-              <w:top w:val="single" w:sz="6" w:space="0" w:color="D3DCE3"/>
-              <w:right w:val="single" w:sz="6" w:space="0" w:color="D3DCE3"/>
-              <w:bottom w:val="single" w:sz="6" w:space="0" w:color="D3DCE3"/>
-              <w:left w:val="single" w:sz="6" w:space="0" w:color="D3DCE3"/>
-            </w:tcBorders>
+            <w:shd w:val="clear" w:color="auto" w:fill="FAFAFA"/>
             <w:tcMar>
               <w:top w:w="90" w:type="dxa"/>
-              <w:right w:w="80" w:type="dxa"/>
+              <w:right w:w="120" w:type="dxa"/>
               <w:bottom w:w="90" w:type="dxa"/>
-              <w:left w:w="80" w:type="dxa"/>
+              <w:left w:w="120" w:type="dxa"/>
             </w:tcMar>
             <w:vAlign w:val="center"/>
           </w:tcPr>
           <w:p>
             <w:pPr>
-              <w:jc w:val="right"/>
+              <w:jc w:val="center"/>
               <w:bidi/>
               <w:spacing w:before="0" w:after="0"/>
             </w:pPr>
             <w:r>
               <w:rPr>
+                <w:rFonts w:ascii="Assistant" w:hAnsi="Assistant" w:cs="Assistant" w:eastAsia="Assistant"/>
                 <w:sz w:val="20"/>
                 <w:szCs w:val="20"/>
                 <w:rtl/>
@@ -2295,28 +1287,24 @@
         <w:tc>
           <w:tcPr>
             <w:tcW w:w="1122" w:type="dxa"/>
-            <w:tcBorders>
-              <w:top w:val="single" w:sz="6" w:space="0" w:color="D3DCE3"/>
-              <w:right w:val="single" w:sz="6" w:space="0" w:color="D3DCE3"/>
-              <w:bottom w:val="single" w:sz="6" w:space="0" w:color="D3DCE3"/>
-              <w:left w:val="single" w:sz="6" w:space="0" w:color="D3DCE3"/>
-            </w:tcBorders>
+            <w:shd w:val="clear" w:color="auto" w:fill="FAFAFA"/>
             <w:tcMar>
               <w:top w:w="90" w:type="dxa"/>
-              <w:right w:w="80" w:type="dxa"/>
+              <w:right w:w="120" w:type="dxa"/>
               <w:bottom w:w="90" w:type="dxa"/>
-              <w:left w:w="80" w:type="dxa"/>
+              <w:left w:w="120" w:type="dxa"/>
             </w:tcMar>
             <w:vAlign w:val="center"/>
           </w:tcPr>
           <w:p>
             <w:pPr>
-              <w:jc w:val="right"/>
+              <w:jc w:val="center"/>
               <w:bidi/>
               <w:spacing w:before="0" w:after="0"/>
             </w:pPr>
             <w:r>
               <w:rPr>
+                <w:rFonts w:ascii="Assistant" w:hAnsi="Assistant" w:cs="Assistant" w:eastAsia="Assistant"/>
                 <w:sz w:val="20"/>
                 <w:szCs w:val="20"/>
                 <w:rtl/>
@@ -2328,28 +1316,24 @@
         <w:tc>
           <w:tcPr>
             <w:tcW w:w="1122" w:type="dxa"/>
-            <w:tcBorders>
-              <w:top w:val="single" w:sz="6" w:space="0" w:color="D3DCE3"/>
-              <w:right w:val="single" w:sz="6" w:space="0" w:color="D3DCE3"/>
-              <w:bottom w:val="single" w:sz="6" w:space="0" w:color="D3DCE3"/>
-              <w:left w:val="single" w:sz="6" w:space="0" w:color="D3DCE3"/>
-            </w:tcBorders>
+            <w:shd w:val="clear" w:color="auto" w:fill="FAFAFA"/>
             <w:tcMar>
               <w:top w:w="90" w:type="dxa"/>
-              <w:right w:w="80" w:type="dxa"/>
+              <w:right w:w="120" w:type="dxa"/>
               <w:bottom w:w="90" w:type="dxa"/>
-              <w:left w:w="80" w:type="dxa"/>
+              <w:left w:w="120" w:type="dxa"/>
             </w:tcMar>
             <w:vAlign w:val="center"/>
           </w:tcPr>
           <w:p>
             <w:pPr>
-              <w:jc w:val="right"/>
+              <w:jc w:val="center"/>
               <w:bidi/>
               <w:spacing w:before="0" w:after="0"/>
             </w:pPr>
             <w:r>
               <w:rPr>
+                <w:rFonts w:ascii="Assistant" w:hAnsi="Assistant" w:cs="Assistant" w:eastAsia="Assistant"/>
                 <w:sz w:val="20"/>
                 <w:szCs w:val="20"/>
                 <w:rtl/>
@@ -2361,28 +1345,24 @@
         <w:tc>
           <w:tcPr>
             <w:tcW w:w="1122" w:type="dxa"/>
-            <w:tcBorders>
-              <w:top w:val="single" w:sz="6" w:space="0" w:color="D3DCE3"/>
-              <w:right w:val="single" w:sz="6" w:space="0" w:color="D3DCE3"/>
-              <w:bottom w:val="single" w:sz="6" w:space="0" w:color="D3DCE3"/>
-              <w:left w:val="single" w:sz="6" w:space="0" w:color="D3DCE3"/>
-            </w:tcBorders>
+            <w:shd w:val="clear" w:color="auto" w:fill="FAFAFA"/>
             <w:tcMar>
               <w:top w:w="90" w:type="dxa"/>
-              <w:right w:w="80" w:type="dxa"/>
+              <w:right w:w="120" w:type="dxa"/>
               <w:bottom w:w="90" w:type="dxa"/>
-              <w:left w:w="80" w:type="dxa"/>
+              <w:left w:w="120" w:type="dxa"/>
             </w:tcMar>
             <w:vAlign w:val="center"/>
           </w:tcPr>
           <w:p>
             <w:pPr>
-              <w:jc w:val="right"/>
+              <w:jc w:val="center"/>
               <w:bidi/>
               <w:spacing w:before="0" w:after="0"/>
             </w:pPr>
             <w:r>
               <w:rPr>
+                <w:rFonts w:ascii="Assistant" w:hAnsi="Assistant" w:cs="Assistant" w:eastAsia="Assistant"/>
                 <w:sz w:val="20"/>
                 <w:szCs w:val="20"/>
                 <w:rtl/>
@@ -2394,28 +1374,24 @@
         <w:tc>
           <w:tcPr>
             <w:tcW w:w="1122" w:type="dxa"/>
-            <w:tcBorders>
-              <w:top w:val="single" w:sz="6" w:space="0" w:color="D3DCE3"/>
-              <w:right w:val="single" w:sz="6" w:space="0" w:color="D3DCE3"/>
-              <w:bottom w:val="single" w:sz="6" w:space="0" w:color="D3DCE3"/>
-              <w:left w:val="single" w:sz="6" w:space="0" w:color="D3DCE3"/>
-            </w:tcBorders>
+            <w:shd w:val="clear" w:color="auto" w:fill="FAFAFA"/>
             <w:tcMar>
               <w:top w:w="90" w:type="dxa"/>
-              <w:right w:w="80" w:type="dxa"/>
+              <w:right w:w="120" w:type="dxa"/>
               <w:bottom w:w="90" w:type="dxa"/>
-              <w:left w:w="80" w:type="dxa"/>
+              <w:left w:w="120" w:type="dxa"/>
             </w:tcMar>
             <w:vAlign w:val="center"/>
           </w:tcPr>
           <w:p>
             <w:pPr>
-              <w:jc w:val="right"/>
+              <w:jc w:val="center"/>
               <w:bidi/>
               <w:spacing w:before="0" w:after="0"/>
             </w:pPr>
             <w:r>
               <w:rPr>
+                <w:rFonts w:ascii="Assistant" w:hAnsi="Assistant" w:cs="Assistant" w:eastAsia="Assistant"/>
                 <w:sz w:val="20"/>
                 <w:szCs w:val="20"/>
                 <w:rtl/>
@@ -2427,28 +1403,24 @@
         <w:tc>
           <w:tcPr>
             <w:tcW w:w="1122" w:type="dxa"/>
-            <w:tcBorders>
-              <w:top w:val="single" w:sz="6" w:space="0" w:color="D3DCE3"/>
-              <w:right w:val="single" w:sz="6" w:space="0" w:color="D3DCE3"/>
-              <w:bottom w:val="single" w:sz="6" w:space="0" w:color="D3DCE3"/>
-              <w:left w:val="single" w:sz="6" w:space="0" w:color="D3DCE3"/>
-            </w:tcBorders>
+            <w:shd w:val="clear" w:color="auto" w:fill="FAFAFA"/>
             <w:tcMar>
               <w:top w:w="90" w:type="dxa"/>
-              <w:right w:w="80" w:type="dxa"/>
+              <w:right w:w="120" w:type="dxa"/>
               <w:bottom w:w="90" w:type="dxa"/>
-              <w:left w:w="80" w:type="dxa"/>
+              <w:left w:w="120" w:type="dxa"/>
             </w:tcMar>
             <w:vAlign w:val="center"/>
           </w:tcPr>
           <w:p>
             <w:pPr>
-              <w:jc w:val="right"/>
+              <w:jc w:val="center"/>
               <w:bidi/>
               <w:spacing w:before="0" w:after="0"/>
             </w:pPr>
             <w:r>
               <w:rPr>
+                <w:rFonts w:ascii="Assistant" w:hAnsi="Assistant" w:cs="Assistant" w:eastAsia="Assistant"/>
                 <w:sz w:val="20"/>
                 <w:szCs w:val="20"/>
                 <w:rtl/>
@@ -2460,28 +1432,24 @@
         <w:tc>
           <w:tcPr>
             <w:tcW w:w="1122" w:type="dxa"/>
-            <w:tcBorders>
-              <w:top w:val="single" w:sz="6" w:space="0" w:color="D3DCE3"/>
-              <w:right w:val="single" w:sz="6" w:space="0" w:color="D3DCE3"/>
-              <w:bottom w:val="single" w:sz="6" w:space="0" w:color="D3DCE3"/>
-              <w:left w:val="single" w:sz="6" w:space="0" w:color="D3DCE3"/>
-            </w:tcBorders>
+            <w:shd w:val="clear" w:color="auto" w:fill="FAFAFA"/>
             <w:tcMar>
               <w:top w:w="90" w:type="dxa"/>
-              <w:right w:w="80" w:type="dxa"/>
+              <w:right w:w="120" w:type="dxa"/>
               <w:bottom w:w="90" w:type="dxa"/>
-              <w:left w:w="80" w:type="dxa"/>
+              <w:left w:w="120" w:type="dxa"/>
             </w:tcMar>
             <w:vAlign w:val="center"/>
           </w:tcPr>
           <w:p>
             <w:pPr>
-              <w:jc w:val="right"/>
+              <w:jc w:val="center"/>
               <w:bidi/>
               <w:spacing w:before="0" w:after="0"/>
             </w:pPr>
             <w:r>
               <w:rPr>
+                <w:rFonts w:ascii="Assistant" w:hAnsi="Assistant" w:cs="Assistant" w:eastAsia="Assistant"/>
                 <w:sz w:val="20"/>
                 <w:szCs w:val="20"/>
                 <w:rtl/>
@@ -2493,18 +1461,12 @@
         <w:tc>
           <w:tcPr>
             <w:tcW w:w="1100" w:type="dxa"/>
-            <w:shd w:val="clear" w:color="auto" w:fill="D7E4EA"/>
-            <w:tcBorders>
-              <w:top w:val="single" w:sz="6" w:space="0" w:color="D3DCE3"/>
-              <w:right w:val="single" w:sz="6" w:space="0" w:color="D3DCE3"/>
-              <w:bottom w:val="single" w:sz="6" w:space="0" w:color="D3DCE3"/>
-              <w:left w:val="single" w:sz="6" w:space="0" w:color="D3DCE3"/>
-            </w:tcBorders>
+            <w:shd w:val="clear" w:color="auto" w:fill="F4F4F5"/>
             <w:tcMar>
               <w:top w:w="90" w:type="dxa"/>
-              <w:right w:w="80" w:type="dxa"/>
+              <w:right w:w="120" w:type="dxa"/>
               <w:bottom w:w="90" w:type="dxa"/>
-              <w:left w:w="80" w:type="dxa"/>
+              <w:left w:w="120" w:type="dxa"/>
             </w:tcMar>
             <w:vAlign w:val="center"/>
           </w:tcPr>
@@ -2516,6 +1478,7 @@
             </w:pPr>
             <w:r>
               <w:rPr>
+                <w:rFonts w:ascii="Assistant" w:hAnsi="Assistant" w:cs="Assistant" w:eastAsia="Assistant"/>
                 <w:sz w:val="20"/>
                 <w:szCs w:val="20"/>
                 <w:rtl/>
@@ -2531,7 +1494,7 @@
     <w:p>
       <w:pPr>
         <w:bidi/>
-        <w:spacing w:after="40"/>
+        <w:spacing w:after="80"/>
       </w:pPr>
     </w:p>
     <w:tbl>
@@ -2539,6 +1502,14 @@
         <w:tblW w:w="10080" w:type="dxa"/>
         <w:tblLayout w:type="fixed"/>
         <w:jc w:val="right"/>
+        <w:tblBorders>
+          <w:top w:val="single" w:sz="4" w:space="0" w:color="E4E4E7"/>
+          <w:left w:val="single" w:sz="4" w:space="0" w:color="E4E4E7"/>
+          <w:bottom w:val="single" w:sz="4" w:space="0" w:color="E4E4E7"/>
+          <w:right w:val="single" w:sz="4" w:space="0" w:color="E4E4E7"/>
+          <w:insideH w:val="single" w:sz="4" w:space="0" w:color="E4E4E7"/>
+          <w:insideV w:val="single" w:sz="4" w:space="0" w:color="E4E4E7"/>
+        </w:tblBorders>
         <w:tblCellMar>
           <w:top w:w="0" w:type="dxa"/>
           <w:right w:w="0" w:type="dxa"/>
@@ -2556,17 +1527,12 @@
         <w:tc>
           <w:tcPr>
             <w:tcW w:w="3840" w:type="dxa"/>
-            <w:tcBorders>
-              <w:top w:val="single" w:sz="6" w:space="0" w:color="D3DCE3"/>
-              <w:right w:val="single" w:sz="6" w:space="0" w:color="D3DCE3"/>
-              <w:bottom w:val="single" w:sz="6" w:space="0" w:color="D3DCE3"/>
-              <w:left w:val="single" w:sz="6" w:space="0" w:color="D3DCE3"/>
-            </w:tcBorders>
+            <w:shd w:val="clear" w:color="auto" w:fill="FAFAFA"/>
             <w:tcMar>
               <w:top w:w="90" w:type="dxa"/>
-              <w:right w:w="80" w:type="dxa"/>
+              <w:right w:w="120" w:type="dxa"/>
               <w:bottom w:w="90" w:type="dxa"/>
-              <w:left w:w="80" w:type="dxa"/>
+              <w:left w:w="120" w:type="dxa"/>
             </w:tcMar>
             <w:vAlign w:val="center"/>
           </w:tcPr>
@@ -2578,6 +1544,7 @@
             </w:pPr>
             <w:r>
               <w:rPr>
+                <w:rFonts w:ascii="Assistant" w:hAnsi="Assistant" w:cs="Assistant" w:eastAsia="Assistant"/>
                 <w:sz w:val="20"/>
                 <w:szCs w:val="20"/>
                 <w:rtl/>
@@ -2589,18 +1556,12 @@
         <w:tc>
           <w:tcPr>
             <w:tcW w:w="1200" w:type="dxa"/>
-            <w:shd w:val="clear" w:color="auto" w:fill="EAF1F5"/>
-            <w:tcBorders>
-              <w:top w:val="single" w:sz="6" w:space="0" w:color="D3DCE3"/>
-              <w:right w:val="single" w:sz="6" w:space="0" w:color="D3DCE3"/>
-              <w:bottom w:val="single" w:sz="6" w:space="0" w:color="D3DCE3"/>
-              <w:left w:val="single" w:sz="6" w:space="0" w:color="D3DCE3"/>
-            </w:tcBorders>
+            <w:shd w:val="clear" w:color="auto" w:fill="F4F4F5"/>
             <w:tcMar>
               <w:top w:w="90" w:type="dxa"/>
-              <w:right w:w="80" w:type="dxa"/>
+              <w:right w:w="120" w:type="dxa"/>
               <w:bottom w:w="90" w:type="dxa"/>
-              <w:left w:w="80" w:type="dxa"/>
+              <w:left w:w="120" w:type="dxa"/>
             </w:tcMar>
             <w:vAlign w:val="center"/>
           </w:tcPr>
@@ -2612,11 +1573,13 @@
             </w:pPr>
             <w:r>
               <w:rPr>
-                <w:sz w:val="20"/>
-                <w:szCs w:val="20"/>
+                <w:rFonts w:ascii="Assistant" w:hAnsi="Assistant" w:cs="Assistant" w:eastAsia="Assistant"/>
+                <w:sz w:val="18"/>
+                <w:szCs w:val="18"/>
                 <w:rtl/>
                 <w:b/>
                 <w:bCs/>
+                <w:color w:val="52525B"/>
               </w:rPr>
               <w:t xml:space="preserve">PD משולב</w:t>
             </w:r>
@@ -2625,17 +1588,12 @@
         <w:tc>
           <w:tcPr>
             <w:tcW w:w="3840" w:type="dxa"/>
-            <w:tcBorders>
-              <w:top w:val="single" w:sz="6" w:space="0" w:color="D3DCE3"/>
-              <w:right w:val="single" w:sz="6" w:space="0" w:color="D3DCE3"/>
-              <w:bottom w:val="single" w:sz="6" w:space="0" w:color="D3DCE3"/>
-              <w:left w:val="single" w:sz="6" w:space="0" w:color="D3DCE3"/>
-            </w:tcBorders>
+            <w:shd w:val="clear" w:color="auto" w:fill="FAFAFA"/>
             <w:tcMar>
               <w:top w:w="90" w:type="dxa"/>
-              <w:right w:w="80" w:type="dxa"/>
+              <w:right w:w="120" w:type="dxa"/>
               <w:bottom w:w="90" w:type="dxa"/>
-              <w:left w:w="80" w:type="dxa"/>
+              <w:left w:w="120" w:type="dxa"/>
             </w:tcMar>
             <w:vAlign w:val="center"/>
           </w:tcPr>
@@ -2647,6 +1605,7 @@
             </w:pPr>
             <w:r>
               <w:rPr>
+                <w:rFonts w:ascii="Assistant" w:hAnsi="Assistant" w:cs="Assistant" w:eastAsia="Assistant"/>
                 <w:sz w:val="20"/>
                 <w:szCs w:val="20"/>
                 <w:rtl/>
@@ -2658,18 +1617,12 @@
         <w:tc>
           <w:tcPr>
             <w:tcW w:w="1200" w:type="dxa"/>
-            <w:shd w:val="clear" w:color="auto" w:fill="EAF1F5"/>
-            <w:tcBorders>
-              <w:top w:val="single" w:sz="6" w:space="0" w:color="D3DCE3"/>
-              <w:right w:val="single" w:sz="6" w:space="0" w:color="D3DCE3"/>
-              <w:bottom w:val="single" w:sz="6" w:space="0" w:color="D3DCE3"/>
-              <w:left w:val="single" w:sz="6" w:space="0" w:color="D3DCE3"/>
-            </w:tcBorders>
+            <w:shd w:val="clear" w:color="auto" w:fill="F4F4F5"/>
             <w:tcMar>
               <w:top w:w="90" w:type="dxa"/>
-              <w:right w:w="80" w:type="dxa"/>
+              <w:right w:w="120" w:type="dxa"/>
               <w:bottom w:w="90" w:type="dxa"/>
-              <w:left w:w="80" w:type="dxa"/>
+              <w:left w:w="120" w:type="dxa"/>
             </w:tcMar>
             <w:vAlign w:val="center"/>
           </w:tcPr>
@@ -2681,11 +1634,13 @@
             </w:pPr>
             <w:r>
               <w:rPr>
-                <w:sz w:val="20"/>
-                <w:szCs w:val="20"/>
+                <w:rFonts w:ascii="Assistant" w:hAnsi="Assistant" w:cs="Assistant" w:eastAsia="Assistant"/>
+                <w:sz w:val="18"/>
+                <w:szCs w:val="18"/>
                 <w:rtl/>
                 <w:b/>
                 <w:bCs/>
+                <w:color w:val="52525B"/>
               </w:rPr>
               <w:t xml:space="preserve">VA משולב</w:t>
             </w:r>
@@ -2696,7 +1651,7 @@
     <w:p>
       <w:pPr>
         <w:bidi/>
-        <w:spacing w:after="80"/>
+        <w:spacing w:after="240"/>
       </w:pPr>
     </w:p>
     <w:p>
@@ -2707,113 +1662,63 @@
       </w:pPr>
       <w:r>
         <w:rPr>
-          <w:sz w:val="22"/>
-          <w:szCs w:val="22"/>
+          <w:rFonts w:ascii="Assistant" w:hAnsi="Assistant" w:cs="Assistant" w:eastAsia="Assistant"/>
+          <w:sz w:val="20"/>
+          <w:szCs w:val="20"/>
           <w:rtl/>
         </w:rPr>
         <w:t>{/has_compact_prescription}</w:t>
       </w:r>
     </w:p>
-    <w:tbl>
-      <w:tblPr>
-        <w:tblW w:w="10080" w:type="dxa"/>
-        <w:tblLayout w:type="fixed"/>
+    <w:p>
+      <w:pPr>
         <w:jc w:val="right"/>
-        <w:tblCellMar>
-          <w:top w:w="0" w:type="dxa"/>
-          <w:right w:w="0" w:type="dxa"/>
-          <w:bottom w:w="0" w:type="dxa"/>
-          <w:left w:w="0" w:type="dxa"/>
-        </w:tblCellMar>
-      </w:tblPr>
-      <w:tblGrid>
-        <w:gridCol w:w="10080"/>
-      </w:tblGrid>
-      <w:tr>
-        <w:tc>
-          <w:tcPr>
-            <w:tcW w:w="10080" w:type="dxa"/>
-            <w:tcMar>
-              <w:top w:w="120" w:type="dxa"/>
-              <w:right w:w="120" w:type="dxa"/>
-              <w:bottom w:w="120" w:type="dxa"/>
-              <w:left w:w="120" w:type="dxa"/>
-            </w:tcMar>
-            <w:vAlign w:val="top"/>
-          </w:tcPr>
-          <w:p>
-            <w:pPr>
-              <w:jc w:val="right"/>
-              <w:bidi/>
-              <w:spacing w:before="0" w:after="100"/>
-            </w:pPr>
-            <w:r>
-              <w:rPr>
-                <w:sz w:val="20"/>
-                <w:szCs w:val="20"/>
-                <w:rtl/>
-                <w:b/>
-                <w:bCs/>
-              </w:rPr>
-              <w:t xml:space="preserve">בברכה</w:t>
-            </w:r>
-          </w:p>
-          <w:p>
-            <w:pPr>
-              <w:jc w:val="right"/>
-              <w:bidi/>
-              <w:spacing w:before="0" w:after="40"/>
-            </w:pPr>
-            <w:r>
-              <w:rPr>
-                <w:sz w:val="20"/>
-                <w:szCs w:val="20"/>
-                <w:rtl/>
-              </w:rPr>
-              <w:t>{signer_name}</w:t>
-            </w:r>
-          </w:p>
-          <w:p>
-            <w:pPr>
-              <w:jc w:val="right"/>
-              <w:bidi/>
-              <w:spacing w:before="0" w:after="40"/>
-            </w:pPr>
-            <w:r>
-              <w:rPr>
-                <w:sz w:val="18"/>
-                <w:szCs w:val="18"/>
-                <w:rtl/>
-              </w:rPr>
-              <w:t>{signer_title}</w:t>
-            </w:r>
-          </w:p>
-          <w:p>
-            <w:pPr>
-              <w:jc w:val="right"/>
-              <w:bidi/>
-              <w:spacing w:before="0" w:after="20"/>
-            </w:pPr>
-            <w:r>
-              <w:rPr>
-                <w:sz w:val="18"/>
-                <w:szCs w:val="18"/>
-                <w:rtl/>
-              </w:rPr>
-              <w:t xml:space="preserve">מ.ר. </w:t>
-            </w:r>
-            <w:r>
-              <w:rPr>
-                <w:sz w:val="18"/>
-                <w:szCs w:val="18"/>
-                <w:rtl/>
-              </w:rPr>
-              <w:t>{license_number}</w:t>
-            </w:r>
-          </w:p>
-        </w:tc>
-      </w:tr>
-    </w:tbl>
+        <w:bidi/>
+        <w:spacing w:before="0" w:after="0"/>
+      </w:pPr>
+      <w:r>
+        <w:rPr>
+          <w:rFonts w:ascii="Assistant" w:hAnsi="Assistant" w:cs="Assistant" w:eastAsia="Assistant"/>
+          <w:sz w:val="20"/>
+          <w:szCs w:val="20"/>
+          <w:rtl/>
+        </w:rPr>
+        <w:t>{#has_signature}</w:t>
+      </w:r>
+    </w:p>
+    <w:p>
+      <w:pPr>
+        <w:jc w:val="right"/>
+        <w:bidi/>
+        <w:spacing w:before="360" w:after="80"/>
+      </w:pPr>
+      <w:r>
+        <w:rPr>
+          <w:rFonts w:ascii="Assistant" w:hAnsi="Assistant" w:cs="Assistant" w:eastAsia="Assistant"/>
+          <w:sz w:val="20"/>
+          <w:szCs w:val="20"/>
+          <w:rtl/>
+          <w:color w:val="52525B"/>
+        </w:rPr>
+        <w:t>{signature_text}</w:t>
+      </w:r>
+    </w:p>
+    <w:p>
+      <w:pPr>
+        <w:jc w:val="right"/>
+        <w:bidi/>
+        <w:spacing w:before="0" w:after="0"/>
+      </w:pPr>
+      <w:r>
+        <w:rPr>
+          <w:rFonts w:ascii="Assistant" w:hAnsi="Assistant" w:cs="Assistant" w:eastAsia="Assistant"/>
+          <w:sz w:val="20"/>
+          <w:szCs w:val="20"/>
+          <w:rtl/>
+        </w:rPr>
+        <w:t>{/has_signature}</w:t>
+      </w:r>
+    </w:p>
     <w:sectPr>
       <w:pgSz w:w="11906" w:h="16838"/>
       <w:pgMar w:top="1080" w:right="900" w:bottom="1080" w:left="900" w:header="708" w:footer="708" w:gutter="0"/>

--- a/public/templates/referral.docx
+++ b/public/templates/referral.docx
@@ -34,6 +34,7 @@
             <w:pPr>
               <w:jc w:val="left"/>
               <w:bidi/>
+              <w:ind w:left="-350"/>
               <w:spacing w:before="0" w:after="0"/>
             </w:pPr>
             <w:r>
@@ -94,8 +95,8 @@
             <w:r>
               <w:rPr>
                 <w:rFonts w:ascii="Assistant" w:hAnsi="Assistant" w:cs="Assistant" w:eastAsia="Assistant"/>
-                <w:sz w:val="40"/>
-                <w:szCs w:val="40"/>
+                <w:sz w:val="32"/>
+                <w:szCs w:val="32"/>
                 <w:rtl/>
                 <w:b/>
                 <w:bCs/>
@@ -113,17 +114,17 @@
             <w:r>
               <w:rPr>
                 <w:rFonts w:ascii="Assistant" w:hAnsi="Assistant" w:cs="Assistant" w:eastAsia="Assistant"/>
+                <w:sz w:val="18"/>
+                <w:szCs w:val="18"/>
+                <w:rtl/>
+              </w:rPr>
+              <w:t>{#has_company_info}</w:t>
+            </w:r>
+            <w:r>
+              <w:rPr>
+                <w:rFonts w:ascii="Assistant" w:hAnsi="Assistant" w:cs="Assistant" w:eastAsia="Assistant"/>
                 <w:sz w:val="20"/>
                 <w:szCs w:val="20"/>
-                <w:rtl/>
-              </w:rPr>
-              <w:t>{#has_company_info}</w:t>
-            </w:r>
-            <w:r>
-              <w:rPr>
-                <w:rFonts w:ascii="Assistant" w:hAnsi="Assistant" w:cs="Assistant" w:eastAsia="Assistant"/>
-                <w:sz w:val="24"/>
-                <w:szCs w:val="24"/>
                 <w:rtl/>
                 <w:b/>
                 <w:bCs/>
@@ -134,34 +135,34 @@
             <w:r>
               <w:rPr>
                 <w:rFonts w:ascii="Assistant" w:hAnsi="Assistant" w:cs="Assistant" w:eastAsia="Assistant"/>
+                <w:sz w:val="18"/>
+                <w:szCs w:val="18"/>
+                <w:rtl/>
+              </w:rPr>
+              <w:t>{/has_company_info}</w:t>
+            </w:r>
+          </w:p>
+          <w:p>
+            <w:pPr>
+              <w:jc w:val="right"/>
+              <w:bidi/>
+              <w:spacing w:before="0" w:after="0"/>
+            </w:pPr>
+            <w:r>
+              <w:rPr>
+                <w:rFonts w:ascii="Assistant" w:hAnsi="Assistant" w:cs="Assistant" w:eastAsia="Assistant"/>
+                <w:sz w:val="18"/>
+                <w:szCs w:val="18"/>
+                <w:rtl/>
+              </w:rPr>
+              <w:t>{#has_clinic_info}</w:t>
+            </w:r>
+            <w:r>
+              <w:rPr>
+                <w:rFonts w:ascii="Assistant" w:hAnsi="Assistant" w:cs="Assistant" w:eastAsia="Assistant"/>
                 <w:sz w:val="20"/>
                 <w:szCs w:val="20"/>
                 <w:rtl/>
-              </w:rPr>
-              <w:t>{/has_company_info}</w:t>
-            </w:r>
-          </w:p>
-          <w:p>
-            <w:pPr>
-              <w:jc w:val="right"/>
-              <w:bidi/>
-              <w:spacing w:before="0" w:after="0"/>
-            </w:pPr>
-            <w:r>
-              <w:rPr>
-                <w:rFonts w:ascii="Assistant" w:hAnsi="Assistant" w:cs="Assistant" w:eastAsia="Assistant"/>
-                <w:sz w:val="20"/>
-                <w:szCs w:val="20"/>
-                <w:rtl/>
-              </w:rPr>
-              <w:t>{#has_clinic_info}</w:t>
-            </w:r>
-            <w:r>
-              <w:rPr>
-                <w:rFonts w:ascii="Assistant" w:hAnsi="Assistant" w:cs="Assistant" w:eastAsia="Assistant"/>
-                <w:sz w:val="24"/>
-                <w:szCs w:val="24"/>
-                <w:rtl/>
                 <w:color w:val="71717A"/>
               </w:rPr>
               <w:t>{clinic_info}</w:t>
@@ -169,8 +170,8 @@
             <w:r>
               <w:rPr>
                 <w:rFonts w:ascii="Assistant" w:hAnsi="Assistant" w:cs="Assistant" w:eastAsia="Assistant"/>
-                <w:sz w:val="20"/>
-                <w:szCs w:val="20"/>
+                <w:sz w:val="18"/>
+                <w:szCs w:val="18"/>
                 <w:rtl/>
               </w:rPr>
               <w:t>{/has_clinic_info}</w:t>
@@ -182,7 +183,7 @@
     <w:p>
       <w:pPr>
         <w:bidi/>
-        <w:spacing w:after="240"/>
+        <w:spacing w:after="120"/>
       </w:pPr>
     </w:p>
     <w:p>
@@ -194,8 +195,8 @@
       <w:r>
         <w:rPr>
           <w:rFonts w:ascii="Assistant" w:hAnsi="Assistant" w:cs="Assistant" w:eastAsia="Assistant"/>
-          <w:sz w:val="20"/>
-          <w:szCs w:val="20"/>
+          <w:sz w:val="18"/>
+          <w:szCs w:val="18"/>
           <w:rtl/>
         </w:rPr>
         <w:t>{#has_referral_details}</w:t>
@@ -226,8 +227,8 @@
       <w:r>
         <w:rPr>
           <w:rFonts w:ascii="Assistant" w:hAnsi="Assistant" w:cs="Assistant" w:eastAsia="Assistant"/>
-          <w:sz w:val="20"/>
-          <w:szCs w:val="20"/>
+          <w:sz w:val="18"/>
+          <w:szCs w:val="18"/>
           <w:rtl/>
         </w:rPr>
         <w:t>{/has_referral_details}</w:t>
@@ -242,8 +243,8 @@
       <w:r>
         <w:rPr>
           <w:rFonts w:ascii="Assistant" w:hAnsi="Assistant" w:cs="Assistant" w:eastAsia="Assistant"/>
-          <w:sz w:val="20"/>
-          <w:szCs w:val="20"/>
+          <w:sz w:val="18"/>
+          <w:szCs w:val="18"/>
           <w:rtl/>
         </w:rPr>
         <w:t>{#has_recipient}</w:t>
@@ -276,8 +277,8 @@
       <w:r>
         <w:rPr>
           <w:rFonts w:ascii="Assistant" w:hAnsi="Assistant" w:cs="Assistant" w:eastAsia="Assistant"/>
-          <w:sz w:val="20"/>
-          <w:szCs w:val="20"/>
+          <w:sz w:val="18"/>
+          <w:szCs w:val="18"/>
           <w:rtl/>
         </w:rPr>
         <w:t>{/has_recipient}</w:t>
@@ -292,8 +293,8 @@
       <w:r>
         <w:rPr>
           <w:rFonts w:ascii="Assistant" w:hAnsi="Assistant" w:cs="Assistant" w:eastAsia="Assistant"/>
-          <w:sz w:val="20"/>
-          <w:szCs w:val="20"/>
+          <w:sz w:val="18"/>
+          <w:szCs w:val="18"/>
           <w:rtl/>
         </w:rPr>
         <w:t>{#has_client_details}</w:t>
@@ -324,8 +325,8 @@
       <w:r>
         <w:rPr>
           <w:rFonts w:ascii="Assistant" w:hAnsi="Assistant" w:cs="Assistant" w:eastAsia="Assistant"/>
-          <w:sz w:val="20"/>
-          <w:szCs w:val="20"/>
+          <w:sz w:val="18"/>
+          <w:szCs w:val="18"/>
           <w:rtl/>
         </w:rPr>
         <w:t>{/has_client_details}</w:t>
@@ -340,8 +341,8 @@
       <w:r>
         <w:rPr>
           <w:rFonts w:ascii="Assistant" w:hAnsi="Assistant" w:cs="Assistant" w:eastAsia="Assistant"/>
-          <w:sz w:val="20"/>
-          <w:szCs w:val="20"/>
+          <w:sz w:val="18"/>
+          <w:szCs w:val="18"/>
           <w:rtl/>
         </w:rPr>
         <w:t>{#has_client_contact}</w:t>
@@ -372,8 +373,8 @@
       <w:r>
         <w:rPr>
           <w:rFonts w:ascii="Assistant" w:hAnsi="Assistant" w:cs="Assistant" w:eastAsia="Assistant"/>
-          <w:sz w:val="20"/>
-          <w:szCs w:val="20"/>
+          <w:sz w:val="18"/>
+          <w:szCs w:val="18"/>
           <w:rtl/>
         </w:rPr>
         <w:t>{/has_client_contact}</w:t>
@@ -388,8 +389,8 @@
       <w:r>
         <w:rPr>
           <w:rFonts w:ascii="Assistant" w:hAnsi="Assistant" w:cs="Assistant" w:eastAsia="Assistant"/>
-          <w:sz w:val="20"/>
-          <w:szCs w:val="20"/>
+          <w:sz w:val="18"/>
+          <w:szCs w:val="18"/>
           <w:rtl/>
         </w:rPr>
         <w:t>{#has_referral_notes}</w:t>
@@ -424,9 +425,9 @@
             <w:tcW w:w="10080" w:type="dxa"/>
             <w:shd w:val="clear" w:color="auto" w:fill="FAFAFA"/>
             <w:tcMar>
-              <w:top w:w="160" w:type="dxa"/>
+              <w:top w:w="80" w:type="dxa"/>
               <w:right w:w="160" w:type="dxa"/>
-              <w:bottom w:w="160" w:type="dxa"/>
+              <w:bottom w:w="80" w:type="dxa"/>
               <w:left w:w="160" w:type="dxa"/>
             </w:tcMar>
             <w:vAlign w:val="center"/>
@@ -472,7 +473,7 @@
     <w:p>
       <w:pPr>
         <w:bidi/>
-        <w:spacing w:after="180"/>
+        <w:spacing w:after="60"/>
       </w:pPr>
     </w:p>
     <w:p>
@@ -484,8 +485,8 @@
       <w:r>
         <w:rPr>
           <w:rFonts w:ascii="Assistant" w:hAnsi="Assistant" w:cs="Assistant" w:eastAsia="Assistant"/>
-          <w:sz w:val="20"/>
-          <w:szCs w:val="20"/>
+          <w:sz w:val="18"/>
+          <w:szCs w:val="18"/>
           <w:rtl/>
         </w:rPr>
         <w:t>{/has_referral_notes}</w:t>
@@ -500,8 +501,8 @@
       <w:r>
         <w:rPr>
           <w:rFonts w:ascii="Assistant" w:hAnsi="Assistant" w:cs="Assistant" w:eastAsia="Assistant"/>
-          <w:sz w:val="20"/>
-          <w:szCs w:val="20"/>
+          <w:sz w:val="18"/>
+          <w:szCs w:val="18"/>
           <w:rtl/>
         </w:rPr>
         <w:t>{#has_clinical_findings}</w:t>
@@ -536,9 +537,9 @@
             <w:tcW w:w="10080" w:type="dxa"/>
             <w:shd w:val="clear" w:color="auto" w:fill="FAFAFA"/>
             <w:tcMar>
-              <w:top w:w="160" w:type="dxa"/>
+              <w:top w:w="80" w:type="dxa"/>
               <w:right w:w="160" w:type="dxa"/>
-              <w:bottom w:w="160" w:type="dxa"/>
+              <w:bottom w:w="80" w:type="dxa"/>
               <w:left w:w="160" w:type="dxa"/>
             </w:tcMar>
             <w:vAlign w:val="center"/>
@@ -584,7 +585,7 @@
     <w:p>
       <w:pPr>
         <w:bidi/>
-        <w:spacing w:after="180"/>
+        <w:spacing w:after="60"/>
       </w:pPr>
     </w:p>
     <w:p>
@@ -596,8 +597,8 @@
       <w:r>
         <w:rPr>
           <w:rFonts w:ascii="Assistant" w:hAnsi="Assistant" w:cs="Assistant" w:eastAsia="Assistant"/>
-          <w:sz w:val="20"/>
-          <w:szCs w:val="20"/>
+          <w:sz w:val="18"/>
+          <w:szCs w:val="18"/>
           <w:rtl/>
         </w:rPr>
         <w:t>{/has_clinical_findings}</w:t>
@@ -612,8 +613,8 @@
       <w:r>
         <w:rPr>
           <w:rFonts w:ascii="Assistant" w:hAnsi="Assistant" w:cs="Assistant" w:eastAsia="Assistant"/>
-          <w:sz w:val="20"/>
-          <w:szCs w:val="20"/>
+          <w:sz w:val="18"/>
+          <w:szCs w:val="18"/>
           <w:rtl/>
         </w:rPr>
         <w:t>{#has_compact_prescription}</w:t>
@@ -623,14 +624,14 @@
       <w:pPr>
         <w:jc w:val="center"/>
         <w:bidi/>
-        <w:spacing w:before="240" w:after="80"/>
+        <w:spacing w:before="120" w:after="40"/>
         <w:keepNext/>
       </w:pPr>
       <w:r>
         <w:rPr>
           <w:rFonts w:ascii="Assistant" w:hAnsi="Assistant" w:cs="Assistant" w:eastAsia="Assistant"/>
-          <w:sz w:val="28"/>
-          <w:szCs w:val="28"/>
+          <w:sz w:val="20"/>
+          <w:szCs w:val="20"/>
           <w:rtl/>
           <w:b/>
           <w:bCs/>
@@ -676,9 +677,9 @@
             <w:tcW w:w="1122" w:type="dxa"/>
             <w:shd w:val="clear" w:color="auto" w:fill="F4F4F5"/>
             <w:tcMar>
-              <w:top w:w="90" w:type="dxa"/>
+              <w:top w:w="40" w:type="dxa"/>
               <w:right w:w="120" w:type="dxa"/>
-              <w:bottom w:w="90" w:type="dxa"/>
+              <w:bottom w:w="40" w:type="dxa"/>
               <w:left w:w="120" w:type="dxa"/>
             </w:tcMar>
             <w:vAlign w:val="center"/>
@@ -708,9 +709,9 @@
             <w:tcW w:w="1122" w:type="dxa"/>
             <w:shd w:val="clear" w:color="auto" w:fill="F4F4F5"/>
             <w:tcMar>
-              <w:top w:w="90" w:type="dxa"/>
+              <w:top w:w="40" w:type="dxa"/>
               <w:right w:w="120" w:type="dxa"/>
-              <w:bottom w:w="90" w:type="dxa"/>
+              <w:bottom w:w="40" w:type="dxa"/>
               <w:left w:w="120" w:type="dxa"/>
             </w:tcMar>
             <w:vAlign w:val="center"/>
@@ -740,9 +741,9 @@
             <w:tcW w:w="1122" w:type="dxa"/>
             <w:shd w:val="clear" w:color="auto" w:fill="F4F4F5"/>
             <w:tcMar>
-              <w:top w:w="90" w:type="dxa"/>
+              <w:top w:w="40" w:type="dxa"/>
               <w:right w:w="120" w:type="dxa"/>
-              <w:bottom w:w="90" w:type="dxa"/>
+              <w:bottom w:w="40" w:type="dxa"/>
               <w:left w:w="120" w:type="dxa"/>
             </w:tcMar>
             <w:vAlign w:val="center"/>
@@ -772,9 +773,9 @@
             <w:tcW w:w="1122" w:type="dxa"/>
             <w:shd w:val="clear" w:color="auto" w:fill="F4F4F5"/>
             <w:tcMar>
-              <w:top w:w="90" w:type="dxa"/>
+              <w:top w:w="40" w:type="dxa"/>
               <w:right w:w="120" w:type="dxa"/>
-              <w:bottom w:w="90" w:type="dxa"/>
+              <w:bottom w:w="40" w:type="dxa"/>
               <w:left w:w="120" w:type="dxa"/>
             </w:tcMar>
             <w:vAlign w:val="center"/>
@@ -804,9 +805,9 @@
             <w:tcW w:w="1122" w:type="dxa"/>
             <w:shd w:val="clear" w:color="auto" w:fill="F4F4F5"/>
             <w:tcMar>
-              <w:top w:w="90" w:type="dxa"/>
+              <w:top w:w="40" w:type="dxa"/>
               <w:right w:w="120" w:type="dxa"/>
-              <w:bottom w:w="90" w:type="dxa"/>
+              <w:bottom w:w="40" w:type="dxa"/>
               <w:left w:w="120" w:type="dxa"/>
             </w:tcMar>
             <w:vAlign w:val="center"/>
@@ -836,9 +837,9 @@
             <w:tcW w:w="1122" w:type="dxa"/>
             <w:shd w:val="clear" w:color="auto" w:fill="F4F4F5"/>
             <w:tcMar>
-              <w:top w:w="90" w:type="dxa"/>
+              <w:top w:w="40" w:type="dxa"/>
               <w:right w:w="120" w:type="dxa"/>
-              <w:bottom w:w="90" w:type="dxa"/>
+              <w:bottom w:w="40" w:type="dxa"/>
               <w:left w:w="120" w:type="dxa"/>
             </w:tcMar>
             <w:vAlign w:val="center"/>
@@ -868,9 +869,9 @@
             <w:tcW w:w="1122" w:type="dxa"/>
             <w:shd w:val="clear" w:color="auto" w:fill="F4F4F5"/>
             <w:tcMar>
-              <w:top w:w="90" w:type="dxa"/>
+              <w:top w:w="40" w:type="dxa"/>
               <w:right w:w="120" w:type="dxa"/>
-              <w:bottom w:w="90" w:type="dxa"/>
+              <w:bottom w:w="40" w:type="dxa"/>
               <w:left w:w="120" w:type="dxa"/>
             </w:tcMar>
             <w:vAlign w:val="center"/>
@@ -900,9 +901,9 @@
             <w:tcW w:w="1122" w:type="dxa"/>
             <w:shd w:val="clear" w:color="auto" w:fill="F4F4F5"/>
             <w:tcMar>
-              <w:top w:w="90" w:type="dxa"/>
+              <w:top w:w="40" w:type="dxa"/>
               <w:right w:w="120" w:type="dxa"/>
-              <w:bottom w:w="90" w:type="dxa"/>
+              <w:bottom w:w="40" w:type="dxa"/>
               <w:left w:w="120" w:type="dxa"/>
             </w:tcMar>
             <w:vAlign w:val="center"/>
@@ -932,9 +933,9 @@
             <w:tcW w:w="1100" w:type="dxa"/>
             <w:shd w:val="clear" w:color="auto" w:fill="18181B"/>
             <w:tcMar>
-              <w:top w:w="90" w:type="dxa"/>
+              <w:top w:w="40" w:type="dxa"/>
               <w:right w:w="120" w:type="dxa"/>
-              <w:bottom w:w="90" w:type="dxa"/>
+              <w:bottom w:w="40" w:type="dxa"/>
               <w:left w:w="120" w:type="dxa"/>
             </w:tcMar>
             <w:vAlign w:val="center"/>
@@ -966,9 +967,9 @@
             <w:tcW w:w="1122" w:type="dxa"/>
             <w:shd w:val="clear" w:color="auto" w:fill="FAFAFA"/>
             <w:tcMar>
-              <w:top w:w="90" w:type="dxa"/>
+              <w:top w:w="40" w:type="dxa"/>
               <w:right w:w="120" w:type="dxa"/>
-              <w:bottom w:w="90" w:type="dxa"/>
+              <w:bottom w:w="40" w:type="dxa"/>
               <w:left w:w="120" w:type="dxa"/>
             </w:tcMar>
             <w:vAlign w:val="center"/>
@@ -995,9 +996,9 @@
             <w:tcW w:w="1122" w:type="dxa"/>
             <w:shd w:val="clear" w:color="auto" w:fill="FAFAFA"/>
             <w:tcMar>
-              <w:top w:w="90" w:type="dxa"/>
+              <w:top w:w="40" w:type="dxa"/>
               <w:right w:w="120" w:type="dxa"/>
-              <w:bottom w:w="90" w:type="dxa"/>
+              <w:bottom w:w="40" w:type="dxa"/>
               <w:left w:w="120" w:type="dxa"/>
             </w:tcMar>
             <w:vAlign w:val="center"/>
@@ -1024,9 +1025,9 @@
             <w:tcW w:w="1122" w:type="dxa"/>
             <w:shd w:val="clear" w:color="auto" w:fill="FAFAFA"/>
             <w:tcMar>
-              <w:top w:w="90" w:type="dxa"/>
+              <w:top w:w="40" w:type="dxa"/>
               <w:right w:w="120" w:type="dxa"/>
-              <w:bottom w:w="90" w:type="dxa"/>
+              <w:bottom w:w="40" w:type="dxa"/>
               <w:left w:w="120" w:type="dxa"/>
             </w:tcMar>
             <w:vAlign w:val="center"/>
@@ -1053,9 +1054,9 @@
             <w:tcW w:w="1122" w:type="dxa"/>
             <w:shd w:val="clear" w:color="auto" w:fill="FAFAFA"/>
             <w:tcMar>
-              <w:top w:w="90" w:type="dxa"/>
+              <w:top w:w="40" w:type="dxa"/>
               <w:right w:w="120" w:type="dxa"/>
-              <w:bottom w:w="90" w:type="dxa"/>
+              <w:bottom w:w="40" w:type="dxa"/>
               <w:left w:w="120" w:type="dxa"/>
             </w:tcMar>
             <w:vAlign w:val="center"/>
@@ -1082,9 +1083,9 @@
             <w:tcW w:w="1122" w:type="dxa"/>
             <w:shd w:val="clear" w:color="auto" w:fill="FAFAFA"/>
             <w:tcMar>
-              <w:top w:w="90" w:type="dxa"/>
+              <w:top w:w="40" w:type="dxa"/>
               <w:right w:w="120" w:type="dxa"/>
-              <w:bottom w:w="90" w:type="dxa"/>
+              <w:bottom w:w="40" w:type="dxa"/>
               <w:left w:w="120" w:type="dxa"/>
             </w:tcMar>
             <w:vAlign w:val="center"/>
@@ -1111,9 +1112,9 @@
             <w:tcW w:w="1122" w:type="dxa"/>
             <w:shd w:val="clear" w:color="auto" w:fill="FAFAFA"/>
             <w:tcMar>
-              <w:top w:w="90" w:type="dxa"/>
+              <w:top w:w="40" w:type="dxa"/>
               <w:right w:w="120" w:type="dxa"/>
-              <w:bottom w:w="90" w:type="dxa"/>
+              <w:bottom w:w="40" w:type="dxa"/>
               <w:left w:w="120" w:type="dxa"/>
             </w:tcMar>
             <w:vAlign w:val="center"/>
@@ -1140,9 +1141,9 @@
             <w:tcW w:w="1122" w:type="dxa"/>
             <w:shd w:val="clear" w:color="auto" w:fill="FAFAFA"/>
             <w:tcMar>
-              <w:top w:w="90" w:type="dxa"/>
+              <w:top w:w="40" w:type="dxa"/>
               <w:right w:w="120" w:type="dxa"/>
-              <w:bottom w:w="90" w:type="dxa"/>
+              <w:bottom w:w="40" w:type="dxa"/>
               <w:left w:w="120" w:type="dxa"/>
             </w:tcMar>
             <w:vAlign w:val="center"/>
@@ -1169,9 +1170,9 @@
             <w:tcW w:w="1122" w:type="dxa"/>
             <w:shd w:val="clear" w:color="auto" w:fill="FAFAFA"/>
             <w:tcMar>
-              <w:top w:w="90" w:type="dxa"/>
+              <w:top w:w="40" w:type="dxa"/>
               <w:right w:w="120" w:type="dxa"/>
-              <w:bottom w:w="90" w:type="dxa"/>
+              <w:bottom w:w="40" w:type="dxa"/>
               <w:left w:w="120" w:type="dxa"/>
             </w:tcMar>
             <w:vAlign w:val="center"/>
@@ -1198,9 +1199,9 @@
             <w:tcW w:w="1100" w:type="dxa"/>
             <w:shd w:val="clear" w:color="auto" w:fill="F4F4F5"/>
             <w:tcMar>
-              <w:top w:w="90" w:type="dxa"/>
+              <w:top w:w="40" w:type="dxa"/>
               <w:right w:w="120" w:type="dxa"/>
-              <w:bottom w:w="90" w:type="dxa"/>
+              <w:bottom w:w="40" w:type="dxa"/>
               <w:left w:w="120" w:type="dxa"/>
             </w:tcMar>
             <w:vAlign w:val="center"/>
@@ -1231,9 +1232,9 @@
             <w:tcW w:w="1122" w:type="dxa"/>
             <w:shd w:val="clear" w:color="auto" w:fill="FAFAFA"/>
             <w:tcMar>
-              <w:top w:w="90" w:type="dxa"/>
+              <w:top w:w="40" w:type="dxa"/>
               <w:right w:w="120" w:type="dxa"/>
-              <w:bottom w:w="90" w:type="dxa"/>
+              <w:bottom w:w="40" w:type="dxa"/>
               <w:left w:w="120" w:type="dxa"/>
             </w:tcMar>
             <w:vAlign w:val="center"/>
@@ -1260,9 +1261,9 @@
             <w:tcW w:w="1122" w:type="dxa"/>
             <w:shd w:val="clear" w:color="auto" w:fill="FAFAFA"/>
             <w:tcMar>
-              <w:top w:w="90" w:type="dxa"/>
+              <w:top w:w="40" w:type="dxa"/>
               <w:right w:w="120" w:type="dxa"/>
-              <w:bottom w:w="90" w:type="dxa"/>
+              <w:bottom w:w="40" w:type="dxa"/>
               <w:left w:w="120" w:type="dxa"/>
             </w:tcMar>
             <w:vAlign w:val="center"/>
@@ -1289,9 +1290,9 @@
             <w:tcW w:w="1122" w:type="dxa"/>
             <w:shd w:val="clear" w:color="auto" w:fill="FAFAFA"/>
             <w:tcMar>
-              <w:top w:w="90" w:type="dxa"/>
+              <w:top w:w="40" w:type="dxa"/>
               <w:right w:w="120" w:type="dxa"/>
-              <w:bottom w:w="90" w:type="dxa"/>
+              <w:bottom w:w="40" w:type="dxa"/>
               <w:left w:w="120" w:type="dxa"/>
             </w:tcMar>
             <w:vAlign w:val="center"/>
@@ -1318,9 +1319,9 @@
             <w:tcW w:w="1122" w:type="dxa"/>
             <w:shd w:val="clear" w:color="auto" w:fill="FAFAFA"/>
             <w:tcMar>
-              <w:top w:w="90" w:type="dxa"/>
+              <w:top w:w="40" w:type="dxa"/>
               <w:right w:w="120" w:type="dxa"/>
-              <w:bottom w:w="90" w:type="dxa"/>
+              <w:bottom w:w="40" w:type="dxa"/>
               <w:left w:w="120" w:type="dxa"/>
             </w:tcMar>
             <w:vAlign w:val="center"/>
@@ -1347,9 +1348,9 @@
             <w:tcW w:w="1122" w:type="dxa"/>
             <w:shd w:val="clear" w:color="auto" w:fill="FAFAFA"/>
             <w:tcMar>
-              <w:top w:w="90" w:type="dxa"/>
+              <w:top w:w="40" w:type="dxa"/>
               <w:right w:w="120" w:type="dxa"/>
-              <w:bottom w:w="90" w:type="dxa"/>
+              <w:bottom w:w="40" w:type="dxa"/>
               <w:left w:w="120" w:type="dxa"/>
             </w:tcMar>
             <w:vAlign w:val="center"/>
@@ -1376,9 +1377,9 @@
             <w:tcW w:w="1122" w:type="dxa"/>
             <w:shd w:val="clear" w:color="auto" w:fill="FAFAFA"/>
             <w:tcMar>
-              <w:top w:w="90" w:type="dxa"/>
+              <w:top w:w="40" w:type="dxa"/>
               <w:right w:w="120" w:type="dxa"/>
-              <w:bottom w:w="90" w:type="dxa"/>
+              <w:bottom w:w="40" w:type="dxa"/>
               <w:left w:w="120" w:type="dxa"/>
             </w:tcMar>
             <w:vAlign w:val="center"/>
@@ -1405,9 +1406,9 @@
             <w:tcW w:w="1122" w:type="dxa"/>
             <w:shd w:val="clear" w:color="auto" w:fill="FAFAFA"/>
             <w:tcMar>
-              <w:top w:w="90" w:type="dxa"/>
+              <w:top w:w="40" w:type="dxa"/>
               <w:right w:w="120" w:type="dxa"/>
-              <w:bottom w:w="90" w:type="dxa"/>
+              <w:bottom w:w="40" w:type="dxa"/>
               <w:left w:w="120" w:type="dxa"/>
             </w:tcMar>
             <w:vAlign w:val="center"/>
@@ -1434,9 +1435,9 @@
             <w:tcW w:w="1122" w:type="dxa"/>
             <w:shd w:val="clear" w:color="auto" w:fill="FAFAFA"/>
             <w:tcMar>
-              <w:top w:w="90" w:type="dxa"/>
+              <w:top w:w="40" w:type="dxa"/>
               <w:right w:w="120" w:type="dxa"/>
-              <w:bottom w:w="90" w:type="dxa"/>
+              <w:bottom w:w="40" w:type="dxa"/>
               <w:left w:w="120" w:type="dxa"/>
             </w:tcMar>
             <w:vAlign w:val="center"/>
@@ -1463,9 +1464,9 @@
             <w:tcW w:w="1100" w:type="dxa"/>
             <w:shd w:val="clear" w:color="auto" w:fill="F4F4F5"/>
             <w:tcMar>
-              <w:top w:w="90" w:type="dxa"/>
+              <w:top w:w="40" w:type="dxa"/>
               <w:right w:w="120" w:type="dxa"/>
-              <w:bottom w:w="90" w:type="dxa"/>
+              <w:bottom w:w="40" w:type="dxa"/>
               <w:left w:w="120" w:type="dxa"/>
             </w:tcMar>
             <w:vAlign w:val="center"/>
@@ -1494,7 +1495,7 @@
     <w:p>
       <w:pPr>
         <w:bidi/>
-        <w:spacing w:after="80"/>
+        <w:spacing w:after="40"/>
       </w:pPr>
     </w:p>
     <w:tbl>
@@ -1529,9 +1530,9 @@
             <w:tcW w:w="3840" w:type="dxa"/>
             <w:shd w:val="clear" w:color="auto" w:fill="FAFAFA"/>
             <w:tcMar>
-              <w:top w:w="90" w:type="dxa"/>
+              <w:top w:w="40" w:type="dxa"/>
               <w:right w:w="120" w:type="dxa"/>
-              <w:bottom w:w="90" w:type="dxa"/>
+              <w:bottom w:w="40" w:type="dxa"/>
               <w:left w:w="120" w:type="dxa"/>
             </w:tcMar>
             <w:vAlign w:val="center"/>
@@ -1558,9 +1559,9 @@
             <w:tcW w:w="1200" w:type="dxa"/>
             <w:shd w:val="clear" w:color="auto" w:fill="F4F4F5"/>
             <w:tcMar>
-              <w:top w:w="90" w:type="dxa"/>
+              <w:top w:w="40" w:type="dxa"/>
               <w:right w:w="120" w:type="dxa"/>
-              <w:bottom w:w="90" w:type="dxa"/>
+              <w:bottom w:w="40" w:type="dxa"/>
               <w:left w:w="120" w:type="dxa"/>
             </w:tcMar>
             <w:vAlign w:val="center"/>
@@ -1590,9 +1591,9 @@
             <w:tcW w:w="3840" w:type="dxa"/>
             <w:shd w:val="clear" w:color="auto" w:fill="FAFAFA"/>
             <w:tcMar>
-              <w:top w:w="90" w:type="dxa"/>
+              <w:top w:w="40" w:type="dxa"/>
               <w:right w:w="120" w:type="dxa"/>
-              <w:bottom w:w="90" w:type="dxa"/>
+              <w:bottom w:w="40" w:type="dxa"/>
               <w:left w:w="120" w:type="dxa"/>
             </w:tcMar>
             <w:vAlign w:val="center"/>
@@ -1619,9 +1620,9 @@
             <w:tcW w:w="1200" w:type="dxa"/>
             <w:shd w:val="clear" w:color="auto" w:fill="F4F4F5"/>
             <w:tcMar>
-              <w:top w:w="90" w:type="dxa"/>
+              <w:top w:w="40" w:type="dxa"/>
               <w:right w:w="120" w:type="dxa"/>
-              <w:bottom w:w="90" w:type="dxa"/>
+              <w:bottom w:w="40" w:type="dxa"/>
               <w:left w:w="120" w:type="dxa"/>
             </w:tcMar>
             <w:vAlign w:val="center"/>
@@ -1651,7 +1652,7 @@
     <w:p>
       <w:pPr>
         <w:bidi/>
-        <w:spacing w:after="240"/>
+        <w:spacing w:after="120"/>
       </w:pPr>
     </w:p>
     <w:p>
@@ -1663,8 +1664,8 @@
       <w:r>
         <w:rPr>
           <w:rFonts w:ascii="Assistant" w:hAnsi="Assistant" w:cs="Assistant" w:eastAsia="Assistant"/>
-          <w:sz w:val="20"/>
-          <w:szCs w:val="20"/>
+          <w:sz w:val="18"/>
+          <w:szCs w:val="18"/>
           <w:rtl/>
         </w:rPr>
         <w:t>{/has_compact_prescription}</w:t>
@@ -1679,8 +1680,8 @@
       <w:r>
         <w:rPr>
           <w:rFonts w:ascii="Assistant" w:hAnsi="Assistant" w:cs="Assistant" w:eastAsia="Assistant"/>
-          <w:sz w:val="20"/>
-          <w:szCs w:val="20"/>
+          <w:sz w:val="18"/>
+          <w:szCs w:val="18"/>
           <w:rtl/>
         </w:rPr>
         <w:t>{#has_signature}</w:t>
@@ -1690,7 +1691,7 @@
       <w:pPr>
         <w:jc w:val="right"/>
         <w:bidi/>
-        <w:spacing w:before="360" w:after="80"/>
+        <w:spacing w:before="360" w:after="40"/>
       </w:pPr>
       <w:r>
         <w:rPr>
@@ -1712,8 +1713,8 @@
       <w:r>
         <w:rPr>
           <w:rFonts w:ascii="Assistant" w:hAnsi="Assistant" w:cs="Assistant" w:eastAsia="Assistant"/>
-          <w:sz w:val="20"/>
-          <w:szCs w:val="20"/>
+          <w:sz w:val="18"/>
+          <w:szCs w:val="18"/>
           <w:rtl/>
         </w:rPr>
         <w:t>{/has_signature}</w:t>
@@ -1721,7 +1722,7 @@
     </w:p>
     <w:sectPr>
       <w:pgSz w:w="11906" w:h="16838"/>
-      <w:pgMar w:top="1080" w:right="900" w:bottom="1080" w:left="900" w:header="708" w:footer="708" w:gutter="0"/>
+      <w:pgMar w:top="567" w:right="900" w:bottom="567" w:left="900" w:header="708" w:footer="708" w:gutter="0"/>
       <w:bidi/>
     </w:sectPr>
   </w:body>

--- a/public/templates/referral.docx
+++ b/public/templates/referral.docx
@@ -4,7 +4,7 @@
   <w:body>
     <w:tbl>
       <w:tblPr>
-        <w:tblW w:w="10080" w:type="dxa"/>
+        <w:tblW w:w="5000" w:type="pct"/>
         <w:tblLayout w:type="fixed"/>
         <w:jc w:val="right"/>
         <w:tblCellMar>
@@ -33,8 +33,6 @@
           <w:p>
             <w:pPr>
               <w:jc w:val="left"/>
-              <w:bidi/>
-              <w:ind w:left="-350"/>
               <w:spacing w:before="0" w:after="0"/>
             </w:pPr>
             <w:r>
@@ -398,7 +396,7 @@
     </w:p>
     <w:tbl>
       <w:tblPr>
-        <w:tblW w:w="10080" w:type="dxa"/>
+        <w:tblW w:w="5000" w:type="pct"/>
         <w:tblLayout w:type="fixed"/>
         <w:jc w:val="right"/>
         <w:tblBorders>
@@ -510,7 +508,7 @@
     </w:p>
     <w:tbl>
       <w:tblPr>
-        <w:tblW w:w="10080" w:type="dxa"/>
+        <w:tblW w:w="5000" w:type="pct"/>
         <w:tblLayout w:type="fixed"/>
         <w:jc w:val="right"/>
         <w:tblBorders>
@@ -642,7 +640,7 @@
     </w:p>
     <w:tbl>
       <w:tblPr>
-        <w:tblW w:w="10076" w:type="dxa"/>
+        <w:tblW w:w="5000" w:type="pct"/>
         <w:tblLayout w:type="fixed"/>
         <w:jc w:val="right"/>
         <w:tblBorders>
@@ -1500,7 +1498,7 @@
     </w:p>
     <w:tbl>
       <w:tblPr>
-        <w:tblW w:w="10080" w:type="dxa"/>
+        <w:tblW w:w="5000" w:type="pct"/>
         <w:tblLayout w:type="fixed"/>
         <w:jc w:val="right"/>
         <w:tblBorders>

--- a/public/templates/referral.docx
+++ b/public/templates/referral.docx
@@ -15,13 +15,14 @@
         </w:tblCellMar>
       </w:tblPr>
       <w:tblGrid>
-        <w:gridCol w:w="3360"/>
-        <w:gridCol w:w="6720"/>
+        <w:gridCol w:w="1700"/>
+        <w:gridCol w:w="3340"/>
+        <w:gridCol w:w="5040"/>
       </w:tblGrid>
       <w:tr>
         <w:tc>
           <w:tcPr>
-            <w:tcW w:w="3360" w:type="dxa"/>
+            <w:tcW w:w="1700" w:type="dxa"/>
             <w:tcMar>
               <w:top w:w="0" w:type="dxa"/>
               <w:right w:w="0" w:type="dxa"/>
@@ -75,7 +76,7 @@
         </w:tc>
         <w:tc>
           <w:tcPr>
-            <w:tcW w:w="6720" w:type="dxa"/>
+            <w:tcW w:w="3340" w:type="dxa"/>
             <w:tcMar>
               <w:top w:w="0" w:type="dxa"/>
               <w:right w:w="0" w:type="dxa"/>
@@ -88,6 +89,25 @@
             <w:pPr>
               <w:jc w:val="right"/>
               <w:bidi/>
+              <w:spacing w:before="0" w:after="0"/>
+            </w:pPr>
+          </w:p>
+        </w:tc>
+        <w:tc>
+          <w:tcPr>
+            <w:tcW w:w="5040" w:type="dxa"/>
+            <w:tcMar>
+              <w:top w:w="0" w:type="dxa"/>
+              <w:right w:w="0" w:type="dxa"/>
+              <w:bottom w:w="0" w:type="dxa"/>
+              <w:left w:w="0" w:type="dxa"/>
+            </w:tcMar>
+            <w:vAlign w:val="center"/>
+          </w:tcPr>
+          <w:p>
+            <w:pPr>
+              <w:jc w:val="right"/>
+              <w:bidi/>
               <w:spacing w:before="0" w:after="40"/>
             </w:pPr>
             <w:r>
@@ -116,7 +136,7 @@
                 <w:szCs w:val="18"/>
                 <w:rtl/>
               </w:rPr>
-              <w:t>{#has_company_info}</w:t>
+              <w:t>{#has_clinic_info}</w:t>
             </w:r>
             <w:r>
               <w:rPr>
@@ -128,32 +148,7 @@
                 <w:bCs/>
                 <w:color w:val="71717A"/>
               </w:rPr>
-              <w:t>{company_info}</w:t>
-            </w:r>
-            <w:r>
-              <w:rPr>
-                <w:rFonts w:ascii="Assistant" w:hAnsi="Assistant" w:cs="Assistant" w:eastAsia="Assistant"/>
-                <w:sz w:val="18"/>
-                <w:szCs w:val="18"/>
-                <w:rtl/>
-              </w:rPr>
-              <w:t>{/has_company_info}</w:t>
-            </w:r>
-          </w:p>
-          <w:p>
-            <w:pPr>
-              <w:jc w:val="right"/>
-              <w:bidi/>
-              <w:spacing w:before="0" w:after="0"/>
-            </w:pPr>
-            <w:r>
-              <w:rPr>
-                <w:rFonts w:ascii="Assistant" w:hAnsi="Assistant" w:cs="Assistant" w:eastAsia="Assistant"/>
-                <w:sz w:val="18"/>
-                <w:szCs w:val="18"/>
-                <w:rtl/>
-              </w:rPr>
-              <w:t>{#has_clinic_info}</w:t>
+              <w:t xml:space="preserve">סניף: </w:t>
             </w:r>
             <w:r>
               <w:rPr>

--- a/public/templates/referral.docx
+++ b/public/templates/referral.docx
@@ -416,7 +416,6 @@
         <w:tc>
           <w:tcPr>
             <w:tcW w:w="10080" w:type="dxa"/>
-            <w:shd w:val="clear" w:color="auto" w:fill="FAFAFA"/>
             <w:tcMar>
               <w:top w:w="80" w:type="dxa"/>
               <w:right w:w="160" w:type="dxa"/>
@@ -528,7 +527,6 @@
         <w:tc>
           <w:tcPr>
             <w:tcW w:w="10080" w:type="dxa"/>
-            <w:shd w:val="clear" w:color="auto" w:fill="FAFAFA"/>
             <w:tcMar>
               <w:top w:w="80" w:type="dxa"/>
               <w:right w:w="160" w:type="dxa"/>
@@ -668,7 +666,6 @@
         <w:tc>
           <w:tcPr>
             <w:tcW w:w="1122" w:type="dxa"/>
-            <w:shd w:val="clear" w:color="auto" w:fill="F4F4F5"/>
             <w:tcMar>
               <w:top w:w="40" w:type="dxa"/>
               <w:right w:w="120" w:type="dxa"/>
@@ -700,7 +697,6 @@
         <w:tc>
           <w:tcPr>
             <w:tcW w:w="1122" w:type="dxa"/>
-            <w:shd w:val="clear" w:color="auto" w:fill="F4F4F5"/>
             <w:tcMar>
               <w:top w:w="40" w:type="dxa"/>
               <w:right w:w="120" w:type="dxa"/>
@@ -732,7 +728,6 @@
         <w:tc>
           <w:tcPr>
             <w:tcW w:w="1122" w:type="dxa"/>
-            <w:shd w:val="clear" w:color="auto" w:fill="F4F4F5"/>
             <w:tcMar>
               <w:top w:w="40" w:type="dxa"/>
               <w:right w:w="120" w:type="dxa"/>
@@ -764,7 +759,6 @@
         <w:tc>
           <w:tcPr>
             <w:tcW w:w="1122" w:type="dxa"/>
-            <w:shd w:val="clear" w:color="auto" w:fill="F4F4F5"/>
             <w:tcMar>
               <w:top w:w="40" w:type="dxa"/>
               <w:right w:w="120" w:type="dxa"/>
@@ -796,7 +790,6 @@
         <w:tc>
           <w:tcPr>
             <w:tcW w:w="1122" w:type="dxa"/>
-            <w:shd w:val="clear" w:color="auto" w:fill="F4F4F5"/>
             <w:tcMar>
               <w:top w:w="40" w:type="dxa"/>
               <w:right w:w="120" w:type="dxa"/>
@@ -828,7 +821,6 @@
         <w:tc>
           <w:tcPr>
             <w:tcW w:w="1122" w:type="dxa"/>
-            <w:shd w:val="clear" w:color="auto" w:fill="F4F4F5"/>
             <w:tcMar>
               <w:top w:w="40" w:type="dxa"/>
               <w:right w:w="120" w:type="dxa"/>
@@ -860,7 +852,6 @@
         <w:tc>
           <w:tcPr>
             <w:tcW w:w="1122" w:type="dxa"/>
-            <w:shd w:val="clear" w:color="auto" w:fill="F4F4F5"/>
             <w:tcMar>
               <w:top w:w="40" w:type="dxa"/>
               <w:right w:w="120" w:type="dxa"/>
@@ -892,7 +883,6 @@
         <w:tc>
           <w:tcPr>
             <w:tcW w:w="1122" w:type="dxa"/>
-            <w:shd w:val="clear" w:color="auto" w:fill="F4F4F5"/>
             <w:tcMar>
               <w:top w:w="40" w:type="dxa"/>
               <w:right w:w="120" w:type="dxa"/>
@@ -924,7 +914,6 @@
         <w:tc>
           <w:tcPr>
             <w:tcW w:w="1100" w:type="dxa"/>
-            <w:shd w:val="clear" w:color="auto" w:fill="18181B"/>
             <w:tcMar>
               <w:top w:w="40" w:type="dxa"/>
               <w:right w:w="120" w:type="dxa"/>
@@ -947,7 +936,7 @@
                 <w:rtl/>
                 <w:b/>
                 <w:bCs/>
-                <w:color w:val="FFFFFF"/>
+                <w:color w:val="18181B"/>
               </w:rPr>
               <w:t xml:space="preserve">עין</w:t>
             </w:r>
@@ -958,7 +947,6 @@
         <w:tc>
           <w:tcPr>
             <w:tcW w:w="1122" w:type="dxa"/>
-            <w:shd w:val="clear" w:color="auto" w:fill="FAFAFA"/>
             <w:tcMar>
               <w:top w:w="40" w:type="dxa"/>
               <w:right w:w="120" w:type="dxa"/>
@@ -987,7 +975,6 @@
         <w:tc>
           <w:tcPr>
             <w:tcW w:w="1122" w:type="dxa"/>
-            <w:shd w:val="clear" w:color="auto" w:fill="FAFAFA"/>
             <w:tcMar>
               <w:top w:w="40" w:type="dxa"/>
               <w:right w:w="120" w:type="dxa"/>
@@ -1016,7 +1003,6 @@
         <w:tc>
           <w:tcPr>
             <w:tcW w:w="1122" w:type="dxa"/>
-            <w:shd w:val="clear" w:color="auto" w:fill="FAFAFA"/>
             <w:tcMar>
               <w:top w:w="40" w:type="dxa"/>
               <w:right w:w="120" w:type="dxa"/>
@@ -1045,7 +1031,6 @@
         <w:tc>
           <w:tcPr>
             <w:tcW w:w="1122" w:type="dxa"/>
-            <w:shd w:val="clear" w:color="auto" w:fill="FAFAFA"/>
             <w:tcMar>
               <w:top w:w="40" w:type="dxa"/>
               <w:right w:w="120" w:type="dxa"/>
@@ -1074,7 +1059,6 @@
         <w:tc>
           <w:tcPr>
             <w:tcW w:w="1122" w:type="dxa"/>
-            <w:shd w:val="clear" w:color="auto" w:fill="FAFAFA"/>
             <w:tcMar>
               <w:top w:w="40" w:type="dxa"/>
               <w:right w:w="120" w:type="dxa"/>
@@ -1103,7 +1087,6 @@
         <w:tc>
           <w:tcPr>
             <w:tcW w:w="1122" w:type="dxa"/>
-            <w:shd w:val="clear" w:color="auto" w:fill="FAFAFA"/>
             <w:tcMar>
               <w:top w:w="40" w:type="dxa"/>
               <w:right w:w="120" w:type="dxa"/>
@@ -1132,7 +1115,6 @@
         <w:tc>
           <w:tcPr>
             <w:tcW w:w="1122" w:type="dxa"/>
-            <w:shd w:val="clear" w:color="auto" w:fill="FAFAFA"/>
             <w:tcMar>
               <w:top w:w="40" w:type="dxa"/>
               <w:right w:w="120" w:type="dxa"/>
@@ -1161,7 +1143,6 @@
         <w:tc>
           <w:tcPr>
             <w:tcW w:w="1122" w:type="dxa"/>
-            <w:shd w:val="clear" w:color="auto" w:fill="FAFAFA"/>
             <w:tcMar>
               <w:top w:w="40" w:type="dxa"/>
               <w:right w:w="120" w:type="dxa"/>
@@ -1190,7 +1171,6 @@
         <w:tc>
           <w:tcPr>
             <w:tcW w:w="1100" w:type="dxa"/>
-            <w:shd w:val="clear" w:color="auto" w:fill="F4F4F5"/>
             <w:tcMar>
               <w:top w:w="40" w:type="dxa"/>
               <w:right w:w="120" w:type="dxa"/>
@@ -1223,7 +1203,6 @@
         <w:tc>
           <w:tcPr>
             <w:tcW w:w="1122" w:type="dxa"/>
-            <w:shd w:val="clear" w:color="auto" w:fill="FAFAFA"/>
             <w:tcMar>
               <w:top w:w="40" w:type="dxa"/>
               <w:right w:w="120" w:type="dxa"/>
@@ -1252,7 +1231,6 @@
         <w:tc>
           <w:tcPr>
             <w:tcW w:w="1122" w:type="dxa"/>
-            <w:shd w:val="clear" w:color="auto" w:fill="FAFAFA"/>
             <w:tcMar>
               <w:top w:w="40" w:type="dxa"/>
               <w:right w:w="120" w:type="dxa"/>
@@ -1281,7 +1259,6 @@
         <w:tc>
           <w:tcPr>
             <w:tcW w:w="1122" w:type="dxa"/>
-            <w:shd w:val="clear" w:color="auto" w:fill="FAFAFA"/>
             <w:tcMar>
               <w:top w:w="40" w:type="dxa"/>
               <w:right w:w="120" w:type="dxa"/>
@@ -1310,7 +1287,6 @@
         <w:tc>
           <w:tcPr>
             <w:tcW w:w="1122" w:type="dxa"/>
-            <w:shd w:val="clear" w:color="auto" w:fill="FAFAFA"/>
             <w:tcMar>
               <w:top w:w="40" w:type="dxa"/>
               <w:right w:w="120" w:type="dxa"/>
@@ -1339,7 +1315,6 @@
         <w:tc>
           <w:tcPr>
             <w:tcW w:w="1122" w:type="dxa"/>
-            <w:shd w:val="clear" w:color="auto" w:fill="FAFAFA"/>
             <w:tcMar>
               <w:top w:w="40" w:type="dxa"/>
               <w:right w:w="120" w:type="dxa"/>
@@ -1368,7 +1343,6 @@
         <w:tc>
           <w:tcPr>
             <w:tcW w:w="1122" w:type="dxa"/>
-            <w:shd w:val="clear" w:color="auto" w:fill="FAFAFA"/>
             <w:tcMar>
               <w:top w:w="40" w:type="dxa"/>
               <w:right w:w="120" w:type="dxa"/>
@@ -1397,7 +1371,6 @@
         <w:tc>
           <w:tcPr>
             <w:tcW w:w="1122" w:type="dxa"/>
-            <w:shd w:val="clear" w:color="auto" w:fill="FAFAFA"/>
             <w:tcMar>
               <w:top w:w="40" w:type="dxa"/>
               <w:right w:w="120" w:type="dxa"/>
@@ -1426,7 +1399,6 @@
         <w:tc>
           <w:tcPr>
             <w:tcW w:w="1122" w:type="dxa"/>
-            <w:shd w:val="clear" w:color="auto" w:fill="FAFAFA"/>
             <w:tcMar>
               <w:top w:w="40" w:type="dxa"/>
               <w:right w:w="120" w:type="dxa"/>
@@ -1455,7 +1427,6 @@
         <w:tc>
           <w:tcPr>
             <w:tcW w:w="1100" w:type="dxa"/>
-            <w:shd w:val="clear" w:color="auto" w:fill="F4F4F5"/>
             <w:tcMar>
               <w:top w:w="40" w:type="dxa"/>
               <w:right w:w="120" w:type="dxa"/>
@@ -1521,7 +1492,6 @@
         <w:tc>
           <w:tcPr>
             <w:tcW w:w="3840" w:type="dxa"/>
-            <w:shd w:val="clear" w:color="auto" w:fill="FAFAFA"/>
             <w:tcMar>
               <w:top w:w="40" w:type="dxa"/>
               <w:right w:w="120" w:type="dxa"/>
@@ -1550,7 +1520,6 @@
         <w:tc>
           <w:tcPr>
             <w:tcW w:w="1200" w:type="dxa"/>
-            <w:shd w:val="clear" w:color="auto" w:fill="F4F4F5"/>
             <w:tcMar>
               <w:top w:w="40" w:type="dxa"/>
               <w:right w:w="120" w:type="dxa"/>
@@ -1582,7 +1551,6 @@
         <w:tc>
           <w:tcPr>
             <w:tcW w:w="3840" w:type="dxa"/>
-            <w:shd w:val="clear" w:color="auto" w:fill="FAFAFA"/>
             <w:tcMar>
               <w:top w:w="40" w:type="dxa"/>
               <w:right w:w="120" w:type="dxa"/>
@@ -1611,7 +1579,6 @@
         <w:tc>
           <w:tcPr>
             <w:tcW w:w="1200" w:type="dxa"/>
-            <w:shd w:val="clear" w:color="auto" w:fill="F4F4F5"/>
             <w:tcMar>
               <w:top w:w="40" w:type="dxa"/>
               <w:right w:w="120" w:type="dxa"/>
